--- a/Distributed Sketching for Randomized Optimization in Regression Training/Distributed Sketching for randomized learning - Gaussian and Hadamard Sketching.docx
+++ b/Distributed Sketching for Randomized Optimization in Regression Training/Distributed Sketching for randomized learning - Gaussian and Hadamard Sketching.docx
@@ -1,103 +1,67 @@
 
 <file path=word/document.xml><?xml version="1.0" encoding="utf-8"?>
-<w:document xmlns:wpc="http://schemas.microsoft.com/office/word/2010/wordprocessingCanvas" xmlns:mo="http://schemas.microsoft.com/office/mac/office/2008/main" xmlns:mc="http://schemas.openxmlformats.org/markup-compatibility/2006" xmlns:mv="urn:schemas-microsoft-com:mac:vml" xmlns:o="urn:schemas-microsoft-com:office:office" xmlns:r="http://schemas.openxmlformats.org/officeDocument/2006/relationships" xmlns:m="http://schemas.openxmlformats.org/officeDocument/2006/math" xmlns:v="urn:schemas-microsoft-com:vml" xmlns:wp14="http://schemas.microsoft.com/office/word/2010/wordprocessingDrawing" xmlns:wp="http://schemas.openxmlformats.org/drawingml/2006/wordprocessingDrawing" xmlns:w10="urn:schemas-microsoft-com:office:word" xmlns:w="http://schemas.openxmlformats.org/wordprocessingml/2006/main" xmlns:w14="http://schemas.microsoft.com/office/word/2010/wordml" xmlns:wpg="http://schemas.microsoft.com/office/word/2010/wordprocessingGroup" xmlns:wpi="http://schemas.microsoft.com/office/word/2010/wordprocessingInk" xmlns:wne="http://schemas.microsoft.com/office/word/2006/wordml" xmlns:wps="http://schemas.microsoft.com/office/word/2010/wordprocessingShape" mc:Ignorable="w14 wp14">
+<w:document xmlns:wpc="http://schemas.microsoft.com/office/word/2010/wordprocessingCanvas" xmlns:cx="http://schemas.microsoft.com/office/drawing/2014/chartex" xmlns:cx1="http://schemas.microsoft.com/office/drawing/2015/9/8/chartex" xmlns:cx2="http://schemas.microsoft.com/office/drawing/2015/10/21/chartex" xmlns:cx3="http://schemas.microsoft.com/office/drawing/2016/5/9/chartex" xmlns:cx4="http://schemas.microsoft.com/office/drawing/2016/5/10/chartex" xmlns:cx5="http://schemas.microsoft.com/office/drawing/2016/5/11/chartex" xmlns:cx6="http://schemas.microsoft.com/office/drawing/2016/5/12/chartex" xmlns:cx7="http://schemas.microsoft.com/office/drawing/2016/5/13/chartex" xmlns:cx8="http://schemas.microsoft.com/office/drawing/2016/5/14/chartex" xmlns:mc="http://schemas.openxmlformats.org/markup-compatibility/2006" xmlns:aink="http://schemas.microsoft.com/office/drawing/2016/ink" xmlns:am3d="http://schemas.microsoft.com/office/drawing/2017/model3d" xmlns:o="urn:schemas-microsoft-com:office:office" xmlns:oel="http://schemas.microsoft.com/office/2019/extlst" xmlns:r="http://schemas.openxmlformats.org/officeDocument/2006/relationships" xmlns:m="http://schemas.openxmlformats.org/officeDocument/2006/math" xmlns:v="urn:schemas-microsoft-com:vml" xmlns:wp14="http://schemas.microsoft.com/office/word/2010/wordprocessingDrawing" xmlns:wp="http://schemas.openxmlformats.org/drawingml/2006/wordprocessingDrawing" xmlns:w10="urn:schemas-microsoft-com:office:word" xmlns:w="http://schemas.openxmlformats.org/wordprocessingml/2006/main" xmlns:w14="http://schemas.microsoft.com/office/word/2010/wordml" xmlns:w15="http://schemas.microsoft.com/office/word/2012/wordml" xmlns:w16cex="http://schemas.microsoft.com/office/word/2018/wordml/cex" xmlns:w16cid="http://schemas.microsoft.com/office/word/2016/wordml/cid" xmlns:w16="http://schemas.microsoft.com/office/word/2018/wordml" xmlns:w16du="http://schemas.microsoft.com/office/word/2023/wordml/word16du" xmlns:w16sdtdh="http://schemas.microsoft.com/office/word/2020/wordml/sdtdatahash" xmlns:w16sdtfl="http://schemas.microsoft.com/office/word/2024/wordml/sdtformatlock" xmlns:w16se="http://schemas.microsoft.com/office/word/2015/wordml/symex" xmlns:wpg="http://schemas.microsoft.com/office/word/2010/wordprocessingGroup" xmlns:wpi="http://schemas.microsoft.com/office/word/2010/wordprocessingInk" xmlns:wne="http://schemas.microsoft.com/office/word/2006/wordml" xmlns:wps="http://schemas.microsoft.com/office/word/2010/wordprocessingShape" mc:Ignorable="w14 w15 w16se w16cid w16 w16cex w16sdtdh w16sdtfl w16du wp14">
   <w:body>
     <w:p>
       <w:pPr>
-        <w:jc w:val="center"/>
-        <w:rPr>
-          <w:rFonts w:ascii="Times New Roman" w:hAnsi="Times New Roman" w:cs="Times New Roman"/>
-        </w:rPr>
-      </w:pPr>
-    </w:p>
-    <w:p>
-      <w:pPr>
-        <w:jc w:val="center"/>
-        <w:rPr>
-          <w:rFonts w:ascii="Times New Roman" w:hAnsi="Times New Roman" w:cs="Times New Roman"/>
-        </w:rPr>
-      </w:pPr>
-    </w:p>
-    <w:p>
-      <w:pPr>
-        <w:jc w:val="center"/>
-        <w:rPr>
-          <w:rFonts w:ascii="Times New Roman" w:hAnsi="Times New Roman" w:cs="Times New Roman"/>
-        </w:rPr>
-      </w:pPr>
-    </w:p>
-    <w:p>
-      <w:pPr>
-        <w:jc w:val="center"/>
-        <w:rPr>
-          <w:rFonts w:ascii="Times New Roman" w:hAnsi="Times New Roman" w:cs="Times New Roman"/>
-        </w:rPr>
-      </w:pPr>
-    </w:p>
-    <w:p>
-      <w:pPr>
-        <w:jc w:val="center"/>
-        <w:rPr>
-          <w:rFonts w:ascii="Times New Roman" w:hAnsi="Times New Roman" w:cs="Times New Roman"/>
-        </w:rPr>
-      </w:pPr>
-      <w:r>
-        <w:rPr>
-          <w:rFonts w:ascii="Times New Roman" w:hAnsi="Times New Roman" w:cs="Times New Roman"/>
+        <w:ind w:firstLine="0"/>
+        <w:rPr>
+          <w:rFonts w:eastAsia="宋体" w:cs="Times New Roman" w:hint="eastAsia"/>
+          <w:lang w:eastAsia="zh-CN"/>
+        </w:rPr>
+      </w:pPr>
+    </w:p>
+    <w:p>
+      <w:pPr>
+        <w:jc w:val="center"/>
+        <w:rPr>
+          <w:rFonts w:cs="Times New Roman"/>
+        </w:rPr>
+      </w:pPr>
+      <w:r>
+        <w:rPr>
+          <w:rFonts w:cs="Times New Roman"/>
         </w:rPr>
         <w:t>[TITLE GOES HERE, ALL CAPS, NO BOLD]</w:t>
       </w:r>
     </w:p>
     <w:p>
       <w:pPr>
-        <w:jc w:val="center"/>
-        <w:rPr>
-          <w:rFonts w:ascii="Times New Roman" w:hAnsi="Times New Roman" w:cs="Times New Roman"/>
-        </w:rPr>
-      </w:pPr>
-    </w:p>
-    <w:p>
-      <w:pPr>
-        <w:jc w:val="center"/>
-        <w:rPr>
-          <w:rFonts w:ascii="Times New Roman" w:hAnsi="Times New Roman" w:cs="Times New Roman"/>
-        </w:rPr>
-      </w:pPr>
-    </w:p>
-    <w:p>
-      <w:pPr>
-        <w:jc w:val="center"/>
-        <w:rPr>
-          <w:rFonts w:ascii="Times New Roman" w:hAnsi="Times New Roman" w:cs="Times New Roman"/>
-        </w:rPr>
-      </w:pPr>
-    </w:p>
-    <w:p>
-      <w:pPr>
-        <w:jc w:val="center"/>
-        <w:rPr>
-          <w:rFonts w:ascii="Times New Roman" w:hAnsi="Times New Roman" w:cs="Times New Roman"/>
-        </w:rPr>
-      </w:pPr>
-    </w:p>
-    <w:p>
-      <w:pPr>
-        <w:jc w:val="center"/>
-        <w:rPr>
-          <w:rFonts w:ascii="Times New Roman" w:hAnsi="Times New Roman" w:cs="Times New Roman"/>
-        </w:rPr>
-      </w:pPr>
-    </w:p>
-    <w:p>
-      <w:pPr>
-        <w:jc w:val="center"/>
-        <w:rPr>
-          <w:rFonts w:ascii="Times New Roman" w:hAnsi="Times New Roman" w:cs="Times New Roman"/>
-        </w:rPr>
-      </w:pPr>
-      <w:r>
-        <w:rPr>
-          <w:rFonts w:ascii="Times New Roman" w:hAnsi="Times New Roman" w:cs="Times New Roman"/>
+        <w:ind w:firstLine="0"/>
+        <w:rPr>
+          <w:rFonts w:eastAsia="宋体" w:cs="Times New Roman"/>
+          <w:lang w:eastAsia="zh-CN"/>
+        </w:rPr>
+      </w:pPr>
+    </w:p>
+    <w:p>
+      <w:pPr>
+        <w:ind w:firstLine="0"/>
+        <w:rPr>
+          <w:rFonts w:eastAsia="宋体" w:cs="Times New Roman"/>
+          <w:lang w:eastAsia="zh-CN"/>
+        </w:rPr>
+      </w:pPr>
+    </w:p>
+    <w:p>
+      <w:pPr>
+        <w:ind w:firstLine="0"/>
+        <w:rPr>
+          <w:rFonts w:eastAsia="宋体" w:cs="Times New Roman" w:hint="eastAsia"/>
+          <w:lang w:eastAsia="zh-CN"/>
+        </w:rPr>
+      </w:pPr>
+    </w:p>
+    <w:p>
+      <w:pPr>
+        <w:jc w:val="center"/>
+        <w:rPr>
+          <w:rFonts w:cs="Times New Roman"/>
+        </w:rPr>
+      </w:pPr>
+      <w:r>
+        <w:rPr>
+          <w:rFonts w:cs="Times New Roman"/>
         </w:rPr>
         <w:t>by</w:t>
       </w:r>
@@ -106,52 +70,38 @@
       <w:pPr>
         <w:jc w:val="center"/>
         <w:rPr>
-          <w:rFonts w:ascii="Times New Roman" w:hAnsi="Times New Roman" w:cs="Times New Roman"/>
-        </w:rPr>
-      </w:pPr>
-    </w:p>
-    <w:p>
-      <w:pPr>
-        <w:jc w:val="center"/>
-        <w:rPr>
-          <w:rFonts w:ascii="Times New Roman" w:hAnsi="Times New Roman" w:cs="Times New Roman"/>
-        </w:rPr>
-      </w:pPr>
-    </w:p>
-    <w:p>
-      <w:pPr>
-        <w:jc w:val="center"/>
-        <w:rPr>
-          <w:rFonts w:ascii="Times New Roman" w:hAnsi="Times New Roman" w:cs="Times New Roman"/>
-        </w:rPr>
-      </w:pPr>
-    </w:p>
-    <w:p>
-      <w:pPr>
-        <w:jc w:val="center"/>
-        <w:rPr>
-          <w:rFonts w:ascii="Times New Roman" w:hAnsi="Times New Roman" w:cs="Times New Roman"/>
-        </w:rPr>
-      </w:pPr>
-    </w:p>
-    <w:p>
-      <w:pPr>
-        <w:jc w:val="center"/>
-        <w:rPr>
-          <w:rFonts w:ascii="Times New Roman" w:hAnsi="Times New Roman" w:cs="Times New Roman"/>
-        </w:rPr>
-      </w:pPr>
-    </w:p>
-    <w:p>
-      <w:pPr>
-        <w:jc w:val="center"/>
-        <w:rPr>
-          <w:rFonts w:ascii="Times New Roman" w:hAnsi="Times New Roman" w:cs="Times New Roman"/>
-        </w:rPr>
-      </w:pPr>
-      <w:r>
-        <w:rPr>
-          <w:rFonts w:ascii="Times New Roman" w:hAnsi="Times New Roman" w:cs="Times New Roman"/>
+          <w:rFonts w:cs="Times New Roman"/>
+        </w:rPr>
+      </w:pPr>
+    </w:p>
+    <w:p>
+      <w:pPr>
+        <w:ind w:firstLine="0"/>
+        <w:rPr>
+          <w:rFonts w:eastAsia="宋体" w:cs="Times New Roman"/>
+          <w:lang w:eastAsia="zh-CN"/>
+        </w:rPr>
+      </w:pPr>
+    </w:p>
+    <w:p>
+      <w:pPr>
+        <w:ind w:firstLine="0"/>
+        <w:rPr>
+          <w:rFonts w:eastAsia="宋体" w:cs="Times New Roman" w:hint="eastAsia"/>
+          <w:lang w:eastAsia="zh-CN"/>
+        </w:rPr>
+      </w:pPr>
+    </w:p>
+    <w:p>
+      <w:pPr>
+        <w:jc w:val="center"/>
+        <w:rPr>
+          <w:rFonts w:cs="Times New Roman"/>
+        </w:rPr>
+      </w:pPr>
+      <w:r>
+        <w:rPr>
+          <w:rFonts w:cs="Times New Roman"/>
         </w:rPr>
         <w:t>[Your name]</w:t>
       </w:r>
@@ -160,51 +110,51 @@
       <w:pPr>
         <w:jc w:val="center"/>
         <w:rPr>
-          <w:rFonts w:ascii="Times New Roman" w:hAnsi="Times New Roman" w:cs="Times New Roman"/>
-        </w:rPr>
-      </w:pPr>
-    </w:p>
-    <w:p>
-      <w:pPr>
-        <w:jc w:val="center"/>
-        <w:rPr>
-          <w:rFonts w:ascii="Times New Roman" w:hAnsi="Times New Roman" w:cs="Times New Roman"/>
-        </w:rPr>
-      </w:pPr>
-    </w:p>
-    <w:p>
-      <w:pPr>
-        <w:jc w:val="center"/>
-        <w:rPr>
-          <w:rFonts w:ascii="Times New Roman" w:hAnsi="Times New Roman" w:cs="Times New Roman"/>
-        </w:rPr>
-      </w:pPr>
-    </w:p>
-    <w:p>
-      <w:pPr>
-        <w:rPr>
-          <w:rFonts w:ascii="Times New Roman" w:hAnsi="Times New Roman" w:cs="Times New Roman"/>
-        </w:rPr>
-      </w:pPr>
-    </w:p>
-    <w:p>
-      <w:pPr>
-        <w:jc w:val="center"/>
-        <w:rPr>
-          <w:rFonts w:ascii="Times New Roman" w:hAnsi="Times New Roman" w:cs="Times New Roman"/>
-        </w:rPr>
-      </w:pPr>
-    </w:p>
-    <w:p>
-      <w:pPr>
-        <w:jc w:val="center"/>
-        <w:rPr>
-          <w:rFonts w:ascii="Times New Roman" w:eastAsia="Times New Roman" w:hAnsi="Times New Roman" w:cs="Times New Roman"/>
-        </w:rPr>
-      </w:pPr>
-      <w:r>
-        <w:rPr>
-          <w:rFonts w:ascii="Times New Roman" w:eastAsia="Times New Roman" w:hAnsi="Times New Roman" w:cs="Times New Roman"/>
+          <w:rFonts w:cs="Times New Roman"/>
+        </w:rPr>
+      </w:pPr>
+    </w:p>
+    <w:p>
+      <w:pPr>
+        <w:jc w:val="center"/>
+        <w:rPr>
+          <w:rFonts w:cs="Times New Roman"/>
+        </w:rPr>
+      </w:pPr>
+    </w:p>
+    <w:p>
+      <w:pPr>
+        <w:jc w:val="center"/>
+        <w:rPr>
+          <w:rFonts w:cs="Times New Roman"/>
+        </w:rPr>
+      </w:pPr>
+    </w:p>
+    <w:p>
+      <w:pPr>
+        <w:rPr>
+          <w:rFonts w:cs="Times New Roman"/>
+        </w:rPr>
+      </w:pPr>
+    </w:p>
+    <w:p>
+      <w:pPr>
+        <w:jc w:val="center"/>
+        <w:rPr>
+          <w:rFonts w:cs="Times New Roman"/>
+        </w:rPr>
+      </w:pPr>
+    </w:p>
+    <w:p>
+      <w:pPr>
+        <w:jc w:val="center"/>
+        <w:rPr>
+          <w:rFonts w:eastAsia="Times New Roman" w:cs="Times New Roman"/>
+        </w:rPr>
+      </w:pPr>
+      <w:r>
+        <w:rPr>
+          <w:rFonts w:eastAsia="Times New Roman" w:cs="Times New Roman"/>
         </w:rPr>
         <w:t>Presented to the</w:t>
       </w:r>
@@ -213,12 +163,12 @@
       <w:pPr>
         <w:jc w:val="center"/>
         <w:rPr>
-          <w:rFonts w:ascii="Times New Roman" w:eastAsia="Times New Roman" w:hAnsi="Times New Roman" w:cs="Times New Roman"/>
-        </w:rPr>
-      </w:pPr>
-      <w:r>
-        <w:rPr>
-          <w:rFonts w:ascii="Times New Roman" w:eastAsia="Times New Roman" w:hAnsi="Times New Roman" w:cs="Times New Roman"/>
+          <w:rFonts w:eastAsia="Times New Roman" w:cs="Times New Roman"/>
+        </w:rPr>
+      </w:pPr>
+      <w:r>
+        <w:rPr>
+          <w:rFonts w:eastAsia="Times New Roman" w:cs="Times New Roman"/>
         </w:rPr>
         <w:t>Committee on Degrees in History and Literature</w:t>
       </w:r>
@@ -227,12 +177,12 @@
       <w:pPr>
         <w:jc w:val="center"/>
         <w:rPr>
-          <w:rFonts w:ascii="Times New Roman" w:eastAsia="Times New Roman" w:hAnsi="Times New Roman" w:cs="Times New Roman"/>
-        </w:rPr>
-      </w:pPr>
-      <w:r>
-        <w:rPr>
-          <w:rFonts w:ascii="Times New Roman" w:eastAsia="Times New Roman" w:hAnsi="Times New Roman" w:cs="Times New Roman"/>
+          <w:rFonts w:eastAsia="Times New Roman" w:cs="Times New Roman"/>
+        </w:rPr>
+      </w:pPr>
+      <w:r>
+        <w:rPr>
+          <w:rFonts w:eastAsia="Times New Roman" w:cs="Times New Roman"/>
         </w:rPr>
         <w:t>in Partial Fulfillment of the</w:t>
       </w:r>
@@ -241,12 +191,12 @@
       <w:pPr>
         <w:jc w:val="center"/>
         <w:rPr>
-          <w:rFonts w:ascii="Times New Roman" w:eastAsia="Times New Roman" w:hAnsi="Times New Roman" w:cs="Times New Roman"/>
-        </w:rPr>
-      </w:pPr>
-      <w:r>
-        <w:rPr>
-          <w:rFonts w:ascii="Times New Roman" w:eastAsia="Times New Roman" w:hAnsi="Times New Roman" w:cs="Times New Roman"/>
+          <w:rFonts w:eastAsia="Times New Roman" w:cs="Times New Roman"/>
+        </w:rPr>
+      </w:pPr>
+      <w:r>
+        <w:rPr>
+          <w:rFonts w:eastAsia="Times New Roman" w:cs="Times New Roman"/>
         </w:rPr>
         <w:t>Requirements for the Degree of Bachelor of Arts</w:t>
       </w:r>
@@ -255,12 +205,12 @@
       <w:pPr>
         <w:jc w:val="center"/>
         <w:rPr>
-          <w:rFonts w:ascii="Times New Roman" w:eastAsia="Times New Roman" w:hAnsi="Times New Roman" w:cs="Times New Roman"/>
-        </w:rPr>
-      </w:pPr>
-      <w:r>
-        <w:rPr>
-          <w:rFonts w:ascii="Times New Roman" w:eastAsia="Times New Roman" w:hAnsi="Times New Roman" w:cs="Times New Roman"/>
+          <w:rFonts w:eastAsia="Times New Roman" w:cs="Times New Roman"/>
+        </w:rPr>
+      </w:pPr>
+      <w:r>
+        <w:rPr>
+          <w:rFonts w:eastAsia="Times New Roman" w:cs="Times New Roman"/>
         </w:rPr>
         <w:t>with Honors</w:t>
       </w:r>
@@ -269,52 +219,52 @@
       <w:pPr>
         <w:jc w:val="center"/>
         <w:rPr>
-          <w:rFonts w:ascii="Times New Roman" w:hAnsi="Times New Roman" w:cs="Times New Roman"/>
-        </w:rPr>
-      </w:pPr>
-    </w:p>
-    <w:p>
-      <w:pPr>
-        <w:jc w:val="center"/>
-        <w:rPr>
-          <w:rFonts w:ascii="Times New Roman" w:hAnsi="Times New Roman" w:cs="Times New Roman"/>
-        </w:rPr>
-      </w:pPr>
-    </w:p>
-    <w:p>
-      <w:pPr>
-        <w:jc w:val="center"/>
-        <w:rPr>
-          <w:rFonts w:ascii="Times New Roman" w:hAnsi="Times New Roman" w:cs="Times New Roman"/>
-        </w:rPr>
-      </w:pPr>
-    </w:p>
-    <w:p>
-      <w:pPr>
-        <w:jc w:val="center"/>
-        <w:rPr>
-          <w:rFonts w:ascii="Times New Roman" w:hAnsi="Times New Roman" w:cs="Times New Roman"/>
-        </w:rPr>
-      </w:pPr>
-    </w:p>
-    <w:p>
-      <w:pPr>
-        <w:jc w:val="center"/>
-        <w:rPr>
-          <w:rFonts w:ascii="Times New Roman" w:hAnsi="Times New Roman" w:cs="Times New Roman"/>
-        </w:rPr>
-      </w:pPr>
-    </w:p>
-    <w:p>
-      <w:pPr>
-        <w:jc w:val="center"/>
-        <w:rPr>
-          <w:rFonts w:ascii="Times New Roman" w:hAnsi="Times New Roman" w:cs="Times New Roman"/>
-        </w:rPr>
-      </w:pPr>
-      <w:r>
-        <w:rPr>
-          <w:rFonts w:ascii="Times New Roman" w:hAnsi="Times New Roman" w:cs="Times New Roman"/>
+          <w:rFonts w:cs="Times New Roman"/>
+        </w:rPr>
+      </w:pPr>
+    </w:p>
+    <w:p>
+      <w:pPr>
+        <w:jc w:val="center"/>
+        <w:rPr>
+          <w:rFonts w:cs="Times New Roman"/>
+        </w:rPr>
+      </w:pPr>
+    </w:p>
+    <w:p>
+      <w:pPr>
+        <w:jc w:val="center"/>
+        <w:rPr>
+          <w:rFonts w:cs="Times New Roman"/>
+        </w:rPr>
+      </w:pPr>
+    </w:p>
+    <w:p>
+      <w:pPr>
+        <w:jc w:val="center"/>
+        <w:rPr>
+          <w:rFonts w:cs="Times New Roman"/>
+        </w:rPr>
+      </w:pPr>
+    </w:p>
+    <w:p>
+      <w:pPr>
+        <w:jc w:val="center"/>
+        <w:rPr>
+          <w:rFonts w:cs="Times New Roman"/>
+        </w:rPr>
+      </w:pPr>
+    </w:p>
+    <w:p>
+      <w:pPr>
+        <w:jc w:val="center"/>
+        <w:rPr>
+          <w:rFonts w:cs="Times New Roman"/>
+        </w:rPr>
+      </w:pPr>
+      <w:r>
+        <w:rPr>
+          <w:rFonts w:cs="Times New Roman"/>
         </w:rPr>
         <w:t>Harvard College</w:t>
       </w:r>
@@ -323,12 +273,12 @@
       <w:pPr>
         <w:jc w:val="center"/>
         <w:rPr>
-          <w:rFonts w:ascii="Times New Roman" w:hAnsi="Times New Roman" w:cs="Times New Roman"/>
-        </w:rPr>
-      </w:pPr>
-      <w:r>
-        <w:rPr>
-          <w:rFonts w:ascii="Times New Roman" w:hAnsi="Times New Roman" w:cs="Times New Roman"/>
+          <w:rFonts w:cs="Times New Roman"/>
+        </w:rPr>
+      </w:pPr>
+      <w:r>
+        <w:rPr>
+          <w:rFonts w:cs="Times New Roman"/>
         </w:rPr>
         <w:t>Cambridge, Massachusetts</w:t>
       </w:r>
@@ -337,34 +287,53 @@
       <w:pPr>
         <w:jc w:val="center"/>
         <w:rPr>
-          <w:rFonts w:ascii="Times New Roman" w:hAnsi="Times New Roman" w:cs="Times New Roman"/>
-        </w:rPr>
-      </w:pPr>
-    </w:p>
-    <w:p>
-      <w:pPr>
-        <w:jc w:val="center"/>
-        <w:rPr>
-          <w:rFonts w:ascii="Times New Roman" w:hAnsi="Times New Roman" w:cs="Times New Roman"/>
-        </w:rPr>
-      </w:pPr>
-    </w:p>
-    <w:p>
-      <w:pPr>
-        <w:jc w:val="center"/>
-        <w:rPr>
-          <w:rFonts w:ascii="Times New Roman" w:hAnsi="Times New Roman" w:cs="Times New Roman"/>
-        </w:rPr>
-      </w:pPr>
-    </w:p>
-    <w:p>
-      <w:pPr>
-        <w:jc w:val="center"/>
-        <w:rPr>
-          <w:rFonts w:ascii="Times New Roman" w:hAnsi="Times New Roman" w:cs="Times New Roman"/>
+          <w:rFonts w:cs="Times New Roman"/>
+        </w:rPr>
+      </w:pPr>
+    </w:p>
+    <w:p>
+      <w:pPr>
+        <w:jc w:val="center"/>
+        <w:rPr>
+          <w:rFonts w:cs="Times New Roman"/>
+        </w:rPr>
+      </w:pPr>
+    </w:p>
+    <w:p>
+      <w:pPr>
+        <w:jc w:val="center"/>
+        <w:rPr>
+          <w:rFonts w:cs="Times New Roman"/>
+        </w:rPr>
+      </w:pPr>
+    </w:p>
+    <w:p>
+      <w:pPr>
+        <w:jc w:val="center"/>
+        <w:rPr>
+          <w:rFonts w:cs="Times New Roman"/>
         </w:rPr>
         <w:sectPr>
-          <w:footerReference w:type="even" r:id="rId8"/>
+          <w:footerReference w:type="even" r:id="rId7"/>
+          <w:footerReference w:type="default" r:id="rId8"/>
+          <w:pgSz w:w="12240" w:h="15840"/>
+          <w:pgMar w:top="1440" w:right="1440" w:bottom="1440" w:left="1440" w:header="720" w:footer="720" w:gutter="0"/>
+          <w:cols w:space="720"/>
+          <w:titlePg/>
+          <w:docGrid w:linePitch="360"/>
+        </w:sectPr>
+      </w:pPr>
+      <w:r>
+        <w:rPr>
+          <w:rFonts w:cs="Times New Roman"/>
+        </w:rPr>
+        <w:t>[Date]</w:t>
+      </w:r>
+    </w:p>
+    <w:p>
+      <w:pPr>
+        <w:ind w:firstLine="0"/>
+        <w:sectPr>
           <w:footerReference w:type="default" r:id="rId9"/>
           <w:pgSz w:w="12240" w:h="15840"/>
           <w:pgMar w:top="1440" w:right="1440" w:bottom="1440" w:left="1440" w:header="720" w:footer="720" w:gutter="0"/>
@@ -374,16 +343,19 @@
         </w:sectPr>
       </w:pPr>
       <w:r>
-        <w:rPr>
-          <w:rFonts w:ascii="Times New Roman" w:hAnsi="Times New Roman" w:cs="Times New Roman"/>
-        </w:rPr>
-        <w:t>[Date]</w:t>
-      </w:r>
-    </w:p>
-    <w:p>
-      <w:pPr>
-        <w:rPr>
-          <w:rFonts w:ascii="Times New Roman" w:hAnsi="Times New Roman" w:cs="Times New Roman"/>
+        <w:lastRenderedPageBreak/>
+        <w:t>Word Count:</w:t>
+      </w:r>
+      <w:r>
+        <w:tab/>
+        <w:t>[Insert word count]</w:t>
+      </w:r>
+    </w:p>
+    <w:p>
+      <w:pPr>
+        <w:jc w:val="center"/>
+        <w:rPr>
+          <w:rFonts w:cs="Times New Roman"/>
         </w:rPr>
         <w:sectPr>
           <w:footerReference w:type="default" r:id="rId10"/>
@@ -396,50 +368,20 @@
       </w:pPr>
       <w:r>
         <w:rPr>
-          <w:rFonts w:ascii="Times New Roman" w:hAnsi="Times New Roman" w:cs="Times New Roman"/>
-        </w:rPr>
-        <w:lastRenderedPageBreak/>
-        <w:t>Word Count:</w:t>
-      </w:r>
-      <w:r>
-        <w:rPr>
-          <w:rFonts w:ascii="Times New Roman" w:hAnsi="Times New Roman" w:cs="Times New Roman"/>
-        </w:rPr>
-        <w:tab/>
-        <w:t>[Insert word count]</w:t>
-      </w:r>
-    </w:p>
-    <w:p>
-      <w:pPr>
-        <w:jc w:val="center"/>
-        <w:rPr>
-          <w:rFonts w:ascii="Times New Roman" w:hAnsi="Times New Roman" w:cs="Times New Roman"/>
-        </w:rPr>
-        <w:sectPr>
-          <w:footerReference w:type="default" r:id="rId11"/>
-          <w:pgSz w:w="12240" w:h="15840"/>
-          <w:pgMar w:top="1440" w:right="1440" w:bottom="1440" w:left="1440" w:header="720" w:footer="720" w:gutter="0"/>
-          <w:cols w:space="720"/>
-          <w:titlePg/>
-          <w:docGrid w:linePitch="360"/>
-        </w:sectPr>
-      </w:pPr>
-      <w:r>
-        <w:rPr>
-          <w:rFonts w:ascii="Times New Roman" w:hAnsi="Times New Roman" w:cs="Times New Roman"/>
+          <w:rFonts w:cs="Times New Roman"/>
         </w:rPr>
         <w:lastRenderedPageBreak/>
         <w:t>[</w:t>
       </w:r>
       <w:r>
         <w:rPr>
-          <w:rFonts w:ascii="Times New Roman" w:hAnsi="Times New Roman" w:cs="Times New Roman"/>
+          <w:rFonts w:cs="Times New Roman"/>
         </w:rPr>
         <w:t>Table of contents</w:t>
       </w:r>
       <w:r>
         <w:rPr>
-          <w:rFonts w:ascii="Times New Roman" w:hAnsi="Times New Roman" w:cs="Times New Roman"/>
+          <w:rFonts w:cs="Times New Roman"/>
         </w:rPr>
         <w:t>]</w:t>
       </w:r>
@@ -448,25 +390,25 @@
       <w:pPr>
         <w:jc w:val="center"/>
         <w:rPr>
-          <w:rFonts w:ascii="Times New Roman" w:hAnsi="Times New Roman" w:cs="Times New Roman"/>
-        </w:rPr>
-      </w:pPr>
-      <w:r>
-        <w:rPr>
-          <w:rFonts w:ascii="Times New Roman" w:hAnsi="Times New Roman" w:cs="Times New Roman"/>
+          <w:rFonts w:cs="Times New Roman"/>
+        </w:rPr>
+      </w:pPr>
+      <w:r>
+        <w:rPr>
+          <w:rFonts w:cs="Times New Roman"/>
         </w:rPr>
         <w:lastRenderedPageBreak/>
         <w:t>[</w:t>
       </w:r>
       <w:r>
         <w:rPr>
-          <w:rFonts w:ascii="Times New Roman" w:hAnsi="Times New Roman" w:cs="Times New Roman"/>
+          <w:rFonts w:cs="Times New Roman"/>
         </w:rPr>
         <w:t>Introduction</w:t>
       </w:r>
       <w:r>
         <w:rPr>
-          <w:rFonts w:ascii="Times New Roman" w:hAnsi="Times New Roman" w:cs="Times New Roman"/>
+          <w:rFonts w:cs="Times New Roman"/>
         </w:rPr>
         <w:t>]</w:t>
       </w:r>
@@ -475,15 +417,15 @@
       <w:pPr>
         <w:jc w:val="center"/>
         <w:rPr>
-          <w:rFonts w:ascii="Times New Roman" w:hAnsi="Times New Roman" w:cs="Times New Roman"/>
-        </w:rPr>
-      </w:pPr>
-    </w:p>
-    <w:p>
-      <w:pPr>
-        <w:jc w:val="center"/>
-        <w:rPr>
-          <w:rFonts w:ascii="Times New Roman" w:hAnsi="Times New Roman" w:cs="Times New Roman"/>
+          <w:rFonts w:cs="Times New Roman"/>
+        </w:rPr>
+      </w:pPr>
+    </w:p>
+    <w:p>
+      <w:pPr>
+        <w:jc w:val="center"/>
+        <w:rPr>
+          <w:rFonts w:cs="Times New Roman"/>
         </w:rPr>
         <w:sectPr>
           <w:pgSz w:w="12240" w:h="15840"/>
@@ -498,7 +440,7 @@
       <w:pPr>
         <w:jc w:val="center"/>
         <w:rPr>
-          <w:rFonts w:ascii="Times New Roman" w:hAnsi="Times New Roman" w:cs="Times New Roman"/>
+          <w:rFonts w:cs="Times New Roman"/>
         </w:rPr>
         <w:sectPr>
           <w:footnotePr>
@@ -512,7 +454,7 @@
       </w:pPr>
       <w:r>
         <w:rPr>
-          <w:rFonts w:ascii="Times New Roman" w:hAnsi="Times New Roman" w:cs="Times New Roman"/>
+          <w:rFonts w:cs="Times New Roman"/>
         </w:rPr>
         <w:lastRenderedPageBreak/>
         <w:t>[Chapter 1]</w:t>
@@ -522,12 +464,12 @@
       <w:pPr>
         <w:jc w:val="center"/>
         <w:rPr>
-          <w:rFonts w:ascii="Times New Roman" w:hAnsi="Times New Roman" w:cs="Times New Roman"/>
-        </w:rPr>
-      </w:pPr>
-      <w:r>
-        <w:rPr>
-          <w:rFonts w:ascii="Times New Roman" w:hAnsi="Times New Roman" w:cs="Times New Roman"/>
+          <w:rFonts w:cs="Times New Roman"/>
+        </w:rPr>
+      </w:pPr>
+      <w:r>
+        <w:rPr>
+          <w:rFonts w:cs="Times New Roman"/>
         </w:rPr>
         <w:lastRenderedPageBreak/>
         <w:t>[Chapter 2]</w:t>
@@ -537,15 +479,15 @@
       <w:pPr>
         <w:jc w:val="center"/>
         <w:rPr>
-          <w:rFonts w:ascii="Times New Roman" w:hAnsi="Times New Roman" w:cs="Times New Roman"/>
-        </w:rPr>
-      </w:pPr>
-    </w:p>
-    <w:p>
-      <w:pPr>
-        <w:jc w:val="center"/>
-        <w:rPr>
-          <w:rFonts w:ascii="Times New Roman" w:hAnsi="Times New Roman" w:cs="Times New Roman"/>
+          <w:rFonts w:cs="Times New Roman"/>
+        </w:rPr>
+      </w:pPr>
+    </w:p>
+    <w:p>
+      <w:pPr>
+        <w:jc w:val="center"/>
+        <w:rPr>
+          <w:rFonts w:cs="Times New Roman"/>
         </w:rPr>
         <w:sectPr>
           <w:footnotePr>
@@ -562,7 +504,7 @@
       <w:pPr>
         <w:jc w:val="center"/>
         <w:rPr>
-          <w:rFonts w:ascii="Times New Roman" w:hAnsi="Times New Roman" w:cs="Times New Roman"/>
+          <w:rFonts w:cs="Times New Roman"/>
         </w:rPr>
         <w:sectPr>
           <w:footnotePr>
@@ -576,7 +518,7 @@
       </w:pPr>
       <w:r>
         <w:rPr>
-          <w:rFonts w:ascii="Times New Roman" w:hAnsi="Times New Roman" w:cs="Times New Roman"/>
+          <w:rFonts w:cs="Times New Roman"/>
         </w:rPr>
         <w:lastRenderedPageBreak/>
         <w:t>[Chapter 3]</w:t>
@@ -586,7 +528,7 @@
       <w:pPr>
         <w:jc w:val="center"/>
         <w:rPr>
-          <w:rFonts w:ascii="Times New Roman" w:hAnsi="Times New Roman" w:cs="Times New Roman"/>
+          <w:rFonts w:cs="Times New Roman"/>
         </w:rPr>
         <w:sectPr>
           <w:footnotePr>
@@ -600,7 +542,7 @@
       </w:pPr>
       <w:r>
         <w:rPr>
-          <w:rFonts w:ascii="Times New Roman" w:hAnsi="Times New Roman" w:cs="Times New Roman"/>
+          <w:rFonts w:cs="Times New Roman"/>
         </w:rPr>
         <w:lastRenderedPageBreak/>
         <w:t>[Conclusion]</w:t>
@@ -610,7 +552,7 @@
       <w:pPr>
         <w:jc w:val="center"/>
         <w:rPr>
-          <w:rFonts w:ascii="Times New Roman" w:hAnsi="Times New Roman" w:cs="Times New Roman"/>
+          <w:rFonts w:cs="Times New Roman"/>
         </w:rPr>
         <w:sectPr>
           <w:footnotePr>
@@ -624,7 +566,7 @@
       </w:pPr>
       <w:r>
         <w:rPr>
-          <w:rFonts w:ascii="Times New Roman" w:hAnsi="Times New Roman" w:cs="Times New Roman"/>
+          <w:rFonts w:cs="Times New Roman"/>
         </w:rPr>
         <w:lastRenderedPageBreak/>
         <w:t>[Appendix]</w:t>
@@ -634,14 +576,12 @@
       <w:pPr>
         <w:jc w:val="center"/>
         <w:rPr>
-          <w:rFonts w:ascii="Times New Roman" w:hAnsi="Times New Roman" w:cs="Times New Roman"/>
-        </w:rPr>
-      </w:pPr>
-      <w:bookmarkStart w:id="15" w:name="_GoBack"/>
-      <w:bookmarkEnd w:id="15"/>
-      <w:r>
-        <w:rPr>
-          <w:rFonts w:ascii="Times New Roman" w:hAnsi="Times New Roman" w:cs="Times New Roman"/>
+          <w:rFonts w:cs="Times New Roman"/>
+        </w:rPr>
+      </w:pPr>
+      <w:r>
+        <w:rPr>
+          <w:rFonts w:cs="Times New Roman"/>
         </w:rPr>
         <w:lastRenderedPageBreak/>
         <w:t>Bibliography</w:t>
@@ -661,7 +601,7 @@
 </file>
 
 <file path=word/endnotes.xml><?xml version="1.0" encoding="utf-8"?>
-<w:endnotes xmlns:wpc="http://schemas.microsoft.com/office/word/2010/wordprocessingCanvas" xmlns:mo="http://schemas.microsoft.com/office/mac/office/2008/main" xmlns:mc="http://schemas.openxmlformats.org/markup-compatibility/2006" xmlns:mv="urn:schemas-microsoft-com:mac:vml" xmlns:o="urn:schemas-microsoft-com:office:office" xmlns:r="http://schemas.openxmlformats.org/officeDocument/2006/relationships" xmlns:m="http://schemas.openxmlformats.org/officeDocument/2006/math" xmlns:v="urn:schemas-microsoft-com:vml" xmlns:wp14="http://schemas.microsoft.com/office/word/2010/wordprocessingDrawing" xmlns:wp="http://schemas.openxmlformats.org/drawingml/2006/wordprocessingDrawing" xmlns:w10="urn:schemas-microsoft-com:office:word" xmlns:w="http://schemas.openxmlformats.org/wordprocessingml/2006/main" xmlns:w14="http://schemas.microsoft.com/office/word/2010/wordml" xmlns:wpg="http://schemas.microsoft.com/office/word/2010/wordprocessingGroup" xmlns:wpi="http://schemas.microsoft.com/office/word/2010/wordprocessingInk" xmlns:wne="http://schemas.microsoft.com/office/word/2006/wordml" xmlns:wps="http://schemas.microsoft.com/office/word/2010/wordprocessingShape" mc:Ignorable="w14 wp14">
+<w:endnotes xmlns:wpc="http://schemas.microsoft.com/office/word/2010/wordprocessingCanvas" xmlns:cx="http://schemas.microsoft.com/office/drawing/2014/chartex" xmlns:cx1="http://schemas.microsoft.com/office/drawing/2015/9/8/chartex" xmlns:cx2="http://schemas.microsoft.com/office/drawing/2015/10/21/chartex" xmlns:cx3="http://schemas.microsoft.com/office/drawing/2016/5/9/chartex" xmlns:cx4="http://schemas.microsoft.com/office/drawing/2016/5/10/chartex" xmlns:cx5="http://schemas.microsoft.com/office/drawing/2016/5/11/chartex" xmlns:cx6="http://schemas.microsoft.com/office/drawing/2016/5/12/chartex" xmlns:cx7="http://schemas.microsoft.com/office/drawing/2016/5/13/chartex" xmlns:cx8="http://schemas.microsoft.com/office/drawing/2016/5/14/chartex" xmlns:mc="http://schemas.openxmlformats.org/markup-compatibility/2006" xmlns:aink="http://schemas.microsoft.com/office/drawing/2016/ink" xmlns:am3d="http://schemas.microsoft.com/office/drawing/2017/model3d" xmlns:o="urn:schemas-microsoft-com:office:office" xmlns:oel="http://schemas.microsoft.com/office/2019/extlst" xmlns:r="http://schemas.openxmlformats.org/officeDocument/2006/relationships" xmlns:m="http://schemas.openxmlformats.org/officeDocument/2006/math" xmlns:v="urn:schemas-microsoft-com:vml" xmlns:wp14="http://schemas.microsoft.com/office/word/2010/wordprocessingDrawing" xmlns:wp="http://schemas.openxmlformats.org/drawingml/2006/wordprocessingDrawing" xmlns:w10="urn:schemas-microsoft-com:office:word" xmlns:w="http://schemas.openxmlformats.org/wordprocessingml/2006/main" xmlns:w14="http://schemas.microsoft.com/office/word/2010/wordml" xmlns:w15="http://schemas.microsoft.com/office/word/2012/wordml" xmlns:w16cex="http://schemas.microsoft.com/office/word/2018/wordml/cex" xmlns:w16cid="http://schemas.microsoft.com/office/word/2016/wordml/cid" xmlns:w16="http://schemas.microsoft.com/office/word/2018/wordml" xmlns:w16du="http://schemas.microsoft.com/office/word/2023/wordml/word16du" xmlns:w16sdtdh="http://schemas.microsoft.com/office/word/2020/wordml/sdtdatahash" xmlns:w16sdtfl="http://schemas.microsoft.com/office/word/2024/wordml/sdtformatlock" xmlns:w16se="http://schemas.microsoft.com/office/word/2015/wordml/symex" xmlns:wpg="http://schemas.microsoft.com/office/word/2010/wordprocessingGroup" xmlns:wpi="http://schemas.microsoft.com/office/word/2010/wordprocessingInk" xmlns:wne="http://schemas.microsoft.com/office/word/2006/wordml" xmlns:wps="http://schemas.microsoft.com/office/word/2010/wordprocessingShape" mc:Ignorable="w14 w15 w16se w16cid w16 w16cex w16sdtdh w16sdtfl w16du wp14">
   <w:endnote w:type="separator" w:id="-1">
     <w:p>
       <w:r>
@@ -680,44 +620,44 @@
 </file>
 
 <file path=word/footer1.xml><?xml version="1.0" encoding="utf-8"?>
-<w:ftr xmlns:wpc="http://schemas.microsoft.com/office/word/2010/wordprocessingCanvas" xmlns:mo="http://schemas.microsoft.com/office/mac/office/2008/main" xmlns:mc="http://schemas.openxmlformats.org/markup-compatibility/2006" xmlns:mv="urn:schemas-microsoft-com:mac:vml" xmlns:o="urn:schemas-microsoft-com:office:office" xmlns:r="http://schemas.openxmlformats.org/officeDocument/2006/relationships" xmlns:m="http://schemas.openxmlformats.org/officeDocument/2006/math" xmlns:v="urn:schemas-microsoft-com:vml" xmlns:wp14="http://schemas.microsoft.com/office/word/2010/wordprocessingDrawing" xmlns:wp="http://schemas.openxmlformats.org/drawingml/2006/wordprocessingDrawing" xmlns:w10="urn:schemas-microsoft-com:office:word" xmlns:w="http://schemas.openxmlformats.org/wordprocessingml/2006/main" xmlns:w14="http://schemas.microsoft.com/office/word/2010/wordml" xmlns:wpg="http://schemas.microsoft.com/office/word/2010/wordprocessingGroup" xmlns:wpi="http://schemas.microsoft.com/office/word/2010/wordprocessingInk" xmlns:wne="http://schemas.microsoft.com/office/word/2006/wordml" xmlns:wps="http://schemas.microsoft.com/office/word/2010/wordprocessingShape" mc:Ignorable="w14 wp14">
+<w:ftr xmlns:wpc="http://schemas.microsoft.com/office/word/2010/wordprocessingCanvas" xmlns:cx="http://schemas.microsoft.com/office/drawing/2014/chartex" xmlns:cx1="http://schemas.microsoft.com/office/drawing/2015/9/8/chartex" xmlns:cx2="http://schemas.microsoft.com/office/drawing/2015/10/21/chartex" xmlns:cx3="http://schemas.microsoft.com/office/drawing/2016/5/9/chartex" xmlns:cx4="http://schemas.microsoft.com/office/drawing/2016/5/10/chartex" xmlns:cx5="http://schemas.microsoft.com/office/drawing/2016/5/11/chartex" xmlns:cx6="http://schemas.microsoft.com/office/drawing/2016/5/12/chartex" xmlns:cx7="http://schemas.microsoft.com/office/drawing/2016/5/13/chartex" xmlns:cx8="http://schemas.microsoft.com/office/drawing/2016/5/14/chartex" xmlns:mc="http://schemas.openxmlformats.org/markup-compatibility/2006" xmlns:aink="http://schemas.microsoft.com/office/drawing/2016/ink" xmlns:am3d="http://schemas.microsoft.com/office/drawing/2017/model3d" xmlns:o="urn:schemas-microsoft-com:office:office" xmlns:oel="http://schemas.microsoft.com/office/2019/extlst" xmlns:r="http://schemas.openxmlformats.org/officeDocument/2006/relationships" xmlns:m="http://schemas.openxmlformats.org/officeDocument/2006/math" xmlns:v="urn:schemas-microsoft-com:vml" xmlns:wp14="http://schemas.microsoft.com/office/word/2010/wordprocessingDrawing" xmlns:wp="http://schemas.openxmlformats.org/drawingml/2006/wordprocessingDrawing" xmlns:w10="urn:schemas-microsoft-com:office:word" xmlns:w="http://schemas.openxmlformats.org/wordprocessingml/2006/main" xmlns:w14="http://schemas.microsoft.com/office/word/2010/wordml" xmlns:w15="http://schemas.microsoft.com/office/word/2012/wordml" xmlns:w16cex="http://schemas.microsoft.com/office/word/2018/wordml/cex" xmlns:w16cid="http://schemas.microsoft.com/office/word/2016/wordml/cid" xmlns:w16="http://schemas.microsoft.com/office/word/2018/wordml" xmlns:w16du="http://schemas.microsoft.com/office/word/2023/wordml/word16du" xmlns:w16sdtdh="http://schemas.microsoft.com/office/word/2020/wordml/sdtdatahash" xmlns:w16sdtfl="http://schemas.microsoft.com/office/word/2024/wordml/sdtformatlock" xmlns:w16se="http://schemas.microsoft.com/office/word/2015/wordml/symex" xmlns:wpg="http://schemas.microsoft.com/office/word/2010/wordprocessingGroup" xmlns:wpi="http://schemas.microsoft.com/office/word/2010/wordprocessingInk" xmlns:wne="http://schemas.microsoft.com/office/word/2006/wordml" xmlns:wps="http://schemas.microsoft.com/office/word/2010/wordprocessingShape" mc:Ignorable="w14 w15 w16se w16cid w16 w16cex w16sdtdh w16sdtfl w16du wp14">
   <w:p>
     <w:pPr>
-      <w:pStyle w:val="Footer"/>
+      <w:pStyle w:val="a3"/>
       <w:framePr w:wrap="none" w:vAnchor="text" w:hAnchor="margin" w:xAlign="center" w:y="1"/>
       <w:rPr>
-        <w:rStyle w:val="PageNumber"/>
+        <w:rStyle w:val="a5"/>
       </w:rPr>
       <w:pPrChange w:id="0" w:author="Angela Allan" w:date="2016-02-26T14:28:00Z">
         <w:pPr>
-          <w:pStyle w:val="Footer"/>
+          <w:pStyle w:val="a3"/>
         </w:pPr>
       </w:pPrChange>
     </w:pPr>
     <w:ins w:id="1" w:author="Angela Allan" w:date="2016-02-26T14:28:00Z">
       <w:r>
         <w:rPr>
-          <w:rStyle w:val="PageNumber"/>
+          <w:rStyle w:val="a5"/>
         </w:rPr>
         <w:fldChar w:fldCharType="begin"/>
       </w:r>
     </w:ins>
     <w:r>
       <w:rPr>
-        <w:rStyle w:val="PageNumber"/>
+        <w:rStyle w:val="a5"/>
       </w:rPr>
       <w:instrText>PAGE</w:instrText>
     </w:r>
     <w:ins w:id="2" w:author="Angela Allan" w:date="2016-02-26T14:28:00Z">
       <w:r>
         <w:rPr>
-          <w:rStyle w:val="PageNumber"/>
+          <w:rStyle w:val="a5"/>
         </w:rPr>
         <w:instrText xml:space="preserve">  </w:instrText>
       </w:r>
       <w:r>
         <w:rPr>
-          <w:rStyle w:val="PageNumber"/>
+          <w:rStyle w:val="a5"/>
         </w:rPr>
         <w:fldChar w:fldCharType="end"/>
       </w:r>
@@ -725,42 +665,42 @@
   </w:p>
   <w:p>
     <w:pPr>
-      <w:pStyle w:val="Footer"/>
+      <w:pStyle w:val="a3"/>
       <w:framePr w:wrap="around" w:vAnchor="text" w:hAnchor="margin" w:xAlign="right" w:y="1"/>
       <w:ind w:right="360"/>
       <w:rPr>
-        <w:rStyle w:val="PageNumber"/>
+        <w:rStyle w:val="a5"/>
       </w:rPr>
       <w:pPrChange w:id="3" w:author="Angela Allan" w:date="2016-02-26T14:27:00Z">
         <w:pPr>
-          <w:pStyle w:val="Footer"/>
+          <w:pStyle w:val="a3"/>
         </w:pPr>
       </w:pPrChange>
     </w:pPr>
     <w:ins w:id="4" w:author="Angela Allan" w:date="2016-02-26T14:27:00Z">
       <w:r>
         <w:rPr>
-          <w:rStyle w:val="PageNumber"/>
+          <w:rStyle w:val="a5"/>
         </w:rPr>
         <w:fldChar w:fldCharType="begin"/>
       </w:r>
     </w:ins>
     <w:r>
       <w:rPr>
-        <w:rStyle w:val="PageNumber"/>
+        <w:rStyle w:val="a5"/>
       </w:rPr>
       <w:instrText>PAGE</w:instrText>
     </w:r>
     <w:ins w:id="5" w:author="Angela Allan" w:date="2016-02-26T14:27:00Z">
       <w:r>
         <w:rPr>
-          <w:rStyle w:val="PageNumber"/>
+          <w:rStyle w:val="a5"/>
         </w:rPr>
         <w:instrText xml:space="preserve">  </w:instrText>
       </w:r>
       <w:r>
         <w:rPr>
-          <w:rStyle w:val="PageNumber"/>
+          <w:rStyle w:val="a5"/>
         </w:rPr>
         <w:fldChar w:fldCharType="end"/>
       </w:r>
@@ -768,42 +708,42 @@
   </w:p>
   <w:p>
     <w:pPr>
-      <w:pStyle w:val="Footer"/>
+      <w:pStyle w:val="a3"/>
       <w:framePr w:wrap="around" w:vAnchor="text" w:hAnchor="margin" w:xAlign="right" w:y="1"/>
       <w:ind w:right="360"/>
       <w:rPr>
-        <w:rStyle w:val="PageNumber"/>
+        <w:rStyle w:val="a5"/>
       </w:rPr>
       <w:pPrChange w:id="6" w:author="Angela Allan" w:date="2016-02-26T14:27:00Z">
         <w:pPr>
-          <w:pStyle w:val="Footer"/>
+          <w:pStyle w:val="a3"/>
         </w:pPr>
       </w:pPrChange>
     </w:pPr>
     <w:ins w:id="7" w:author="Angela Allan" w:date="2016-02-26T14:27:00Z">
       <w:r>
         <w:rPr>
-          <w:rStyle w:val="PageNumber"/>
+          <w:rStyle w:val="a5"/>
         </w:rPr>
         <w:fldChar w:fldCharType="begin"/>
       </w:r>
     </w:ins>
     <w:r>
       <w:rPr>
-        <w:rStyle w:val="PageNumber"/>
+        <w:rStyle w:val="a5"/>
       </w:rPr>
       <w:instrText>PAGE</w:instrText>
     </w:r>
     <w:ins w:id="8" w:author="Angela Allan" w:date="2016-02-26T14:27:00Z">
       <w:r>
         <w:rPr>
-          <w:rStyle w:val="PageNumber"/>
+          <w:rStyle w:val="a5"/>
         </w:rPr>
         <w:instrText xml:space="preserve">  </w:instrText>
       </w:r>
       <w:r>
         <w:rPr>
-          <w:rStyle w:val="PageNumber"/>
+          <w:rStyle w:val="a5"/>
         </w:rPr>
         <w:fldChar w:fldCharType="end"/>
       </w:r>
@@ -811,42 +751,42 @@
   </w:p>
   <w:p>
     <w:pPr>
-      <w:pStyle w:val="Footer"/>
+      <w:pStyle w:val="a3"/>
       <w:framePr w:wrap="around" w:vAnchor="text" w:hAnchor="margin" w:xAlign="center" w:y="1"/>
       <w:ind w:right="360"/>
       <w:rPr>
-        <w:rStyle w:val="PageNumber"/>
+        <w:rStyle w:val="a5"/>
       </w:rPr>
       <w:pPrChange w:id="9" w:author="Angela Allan" w:date="2016-02-26T14:26:00Z">
         <w:pPr>
-          <w:pStyle w:val="Footer"/>
+          <w:pStyle w:val="a3"/>
         </w:pPr>
       </w:pPrChange>
     </w:pPr>
     <w:ins w:id="10" w:author="Angela Allan" w:date="2016-02-26T14:26:00Z">
       <w:r>
         <w:rPr>
-          <w:rStyle w:val="PageNumber"/>
+          <w:rStyle w:val="a5"/>
         </w:rPr>
         <w:fldChar w:fldCharType="begin"/>
       </w:r>
     </w:ins>
     <w:r>
       <w:rPr>
-        <w:rStyle w:val="PageNumber"/>
+        <w:rStyle w:val="a5"/>
       </w:rPr>
       <w:instrText>PAGE</w:instrText>
     </w:r>
     <w:ins w:id="11" w:author="Angela Allan" w:date="2016-02-26T14:26:00Z">
       <w:r>
         <w:rPr>
-          <w:rStyle w:val="PageNumber"/>
+          <w:rStyle w:val="a5"/>
         </w:rPr>
         <w:instrText xml:space="preserve">  </w:instrText>
       </w:r>
       <w:r>
         <w:rPr>
-          <w:rStyle w:val="PageNumber"/>
+          <w:rStyle w:val="a5"/>
         </w:rPr>
         <w:fldChar w:fldCharType="end"/>
       </w:r>
@@ -854,41 +794,41 @@
   </w:p>
   <w:p>
     <w:pPr>
-      <w:pStyle w:val="Footer"/>
+      <w:pStyle w:val="a3"/>
       <w:framePr w:wrap="around" w:vAnchor="text" w:hAnchor="margin" w:xAlign="center" w:y="1"/>
       <w:rPr>
-        <w:rStyle w:val="PageNumber"/>
+        <w:rStyle w:val="a5"/>
       </w:rPr>
       <w:pPrChange w:id="12" w:author="Angela Allan" w:date="2016-02-26T14:24:00Z">
         <w:pPr>
-          <w:pStyle w:val="Footer"/>
+          <w:pStyle w:val="a3"/>
         </w:pPr>
       </w:pPrChange>
     </w:pPr>
     <w:ins w:id="13" w:author="Angela Allan" w:date="2016-02-26T14:24:00Z">
       <w:r>
         <w:rPr>
-          <w:rStyle w:val="PageNumber"/>
+          <w:rStyle w:val="a5"/>
         </w:rPr>
         <w:fldChar w:fldCharType="begin"/>
       </w:r>
     </w:ins>
     <w:r>
       <w:rPr>
-        <w:rStyle w:val="PageNumber"/>
+        <w:rStyle w:val="a5"/>
       </w:rPr>
       <w:instrText>PAGE</w:instrText>
     </w:r>
     <w:ins w:id="14" w:author="Angela Allan" w:date="2016-02-26T14:24:00Z">
       <w:r>
         <w:rPr>
-          <w:rStyle w:val="PageNumber"/>
+          <w:rStyle w:val="a5"/>
         </w:rPr>
         <w:instrText xml:space="preserve">  </w:instrText>
       </w:r>
       <w:r>
         <w:rPr>
-          <w:rStyle w:val="PageNumber"/>
+          <w:rStyle w:val="a5"/>
         </w:rPr>
         <w:fldChar w:fldCharType="end"/>
       </w:r>
@@ -896,18 +836,18 @@
   </w:p>
   <w:p>
     <w:pPr>
-      <w:pStyle w:val="Footer"/>
+      <w:pStyle w:val="a3"/>
     </w:pPr>
   </w:p>
 </w:ftr>
 </file>
 
 <file path=word/footer2.xml><?xml version="1.0" encoding="utf-8"?>
-<w:ftr xmlns:wpc="http://schemas.microsoft.com/office/word/2010/wordprocessingCanvas" xmlns:mo="http://schemas.microsoft.com/office/mac/office/2008/main" xmlns:mc="http://schemas.openxmlformats.org/markup-compatibility/2006" xmlns:mv="urn:schemas-microsoft-com:mac:vml" xmlns:o="urn:schemas-microsoft-com:office:office" xmlns:r="http://schemas.openxmlformats.org/officeDocument/2006/relationships" xmlns:m="http://schemas.openxmlformats.org/officeDocument/2006/math" xmlns:v="urn:schemas-microsoft-com:vml" xmlns:wp14="http://schemas.microsoft.com/office/word/2010/wordprocessingDrawing" xmlns:wp="http://schemas.openxmlformats.org/drawingml/2006/wordprocessingDrawing" xmlns:w10="urn:schemas-microsoft-com:office:word" xmlns:w="http://schemas.openxmlformats.org/wordprocessingml/2006/main" xmlns:w14="http://schemas.microsoft.com/office/word/2010/wordml" xmlns:wpg="http://schemas.microsoft.com/office/word/2010/wordprocessingGroup" xmlns:wpi="http://schemas.microsoft.com/office/word/2010/wordprocessingInk" xmlns:wne="http://schemas.microsoft.com/office/word/2006/wordml" xmlns:wps="http://schemas.microsoft.com/office/word/2010/wordprocessingShape" mc:Ignorable="w14 wp14">
+<w:ftr xmlns:wpc="http://schemas.microsoft.com/office/word/2010/wordprocessingCanvas" xmlns:cx="http://schemas.microsoft.com/office/drawing/2014/chartex" xmlns:cx1="http://schemas.microsoft.com/office/drawing/2015/9/8/chartex" xmlns:cx2="http://schemas.microsoft.com/office/drawing/2015/10/21/chartex" xmlns:cx3="http://schemas.microsoft.com/office/drawing/2016/5/9/chartex" xmlns:cx4="http://schemas.microsoft.com/office/drawing/2016/5/10/chartex" xmlns:cx5="http://schemas.microsoft.com/office/drawing/2016/5/11/chartex" xmlns:cx6="http://schemas.microsoft.com/office/drawing/2016/5/12/chartex" xmlns:cx7="http://schemas.microsoft.com/office/drawing/2016/5/13/chartex" xmlns:cx8="http://schemas.microsoft.com/office/drawing/2016/5/14/chartex" xmlns:mc="http://schemas.openxmlformats.org/markup-compatibility/2006" xmlns:aink="http://schemas.microsoft.com/office/drawing/2016/ink" xmlns:am3d="http://schemas.microsoft.com/office/drawing/2017/model3d" xmlns:o="urn:schemas-microsoft-com:office:office" xmlns:oel="http://schemas.microsoft.com/office/2019/extlst" xmlns:r="http://schemas.openxmlformats.org/officeDocument/2006/relationships" xmlns:m="http://schemas.openxmlformats.org/officeDocument/2006/math" xmlns:v="urn:schemas-microsoft-com:vml" xmlns:wp14="http://schemas.microsoft.com/office/word/2010/wordprocessingDrawing" xmlns:wp="http://schemas.openxmlformats.org/drawingml/2006/wordprocessingDrawing" xmlns:w10="urn:schemas-microsoft-com:office:word" xmlns:w="http://schemas.openxmlformats.org/wordprocessingml/2006/main" xmlns:w14="http://schemas.microsoft.com/office/word/2010/wordml" xmlns:w15="http://schemas.microsoft.com/office/word/2012/wordml" xmlns:w16cex="http://schemas.microsoft.com/office/word/2018/wordml/cex" xmlns:w16cid="http://schemas.microsoft.com/office/word/2016/wordml/cid" xmlns:w16="http://schemas.microsoft.com/office/word/2018/wordml" xmlns:w16du="http://schemas.microsoft.com/office/word/2023/wordml/word16du" xmlns:w16sdtdh="http://schemas.microsoft.com/office/word/2020/wordml/sdtdatahash" xmlns:w16sdtfl="http://schemas.microsoft.com/office/word/2024/wordml/sdtformatlock" xmlns:w16se="http://schemas.microsoft.com/office/word/2015/wordml/symex" xmlns:wpg="http://schemas.microsoft.com/office/word/2010/wordprocessingGroup" xmlns:wpi="http://schemas.microsoft.com/office/word/2010/wordprocessingInk" xmlns:wne="http://schemas.microsoft.com/office/word/2006/wordml" xmlns:wps="http://schemas.microsoft.com/office/word/2010/wordprocessingShape" mc:Ignorable="w14 w15 w16se w16cid w16 w16cex w16sdtdh w16sdtfl w16du wp14">
   <w:sdt>
     <w:sdtPr>
       <w:rPr>
-        <w:rStyle w:val="PageNumber"/>
+        <w:rStyle w:val="a5"/>
       </w:rPr>
       <w:id w:val="1705508529"/>
       <w:docPartObj>
@@ -915,48 +855,43 @@
         <w:docPartUnique/>
       </w:docPartObj>
     </w:sdtPr>
-    <w:sdtEndPr>
-      <w:rPr>
-        <w:rStyle w:val="PageNumber"/>
-      </w:rPr>
-    </w:sdtEndPr>
     <w:sdtContent>
       <w:p>
         <w:pPr>
-          <w:pStyle w:val="Footer"/>
+          <w:pStyle w:val="a3"/>
           <w:framePr w:wrap="none" w:vAnchor="text" w:hAnchor="page" w:x="2161" w:y="-3"/>
           <w:rPr>
-            <w:rStyle w:val="PageNumber"/>
+            <w:rStyle w:val="a5"/>
           </w:rPr>
         </w:pPr>
         <w:r>
           <w:rPr>
-            <w:rStyle w:val="PageNumber"/>
+            <w:rStyle w:val="a5"/>
           </w:rPr>
           <w:fldChar w:fldCharType="begin"/>
         </w:r>
         <w:r>
           <w:rPr>
-            <w:rStyle w:val="PageNumber"/>
+            <w:rStyle w:val="a5"/>
           </w:rPr>
           <w:instrText xml:space="preserve"> PAGE </w:instrText>
         </w:r>
         <w:r>
           <w:rPr>
-            <w:rStyle w:val="PageNumber"/>
+            <w:rStyle w:val="a5"/>
           </w:rPr>
           <w:fldChar w:fldCharType="separate"/>
         </w:r>
         <w:r>
           <w:rPr>
-            <w:rStyle w:val="PageNumber"/>
+            <w:rStyle w:val="a5"/>
             <w:noProof/>
           </w:rPr>
           <w:t>1</w:t>
         </w:r>
         <w:r>
           <w:rPr>
-            <w:rStyle w:val="PageNumber"/>
+            <w:rStyle w:val="a5"/>
           </w:rPr>
           <w:fldChar w:fldCharType="end"/>
         </w:r>
@@ -966,7 +901,7 @@
   <w:sdt>
     <w:sdtPr>
       <w:rPr>
-        <w:rStyle w:val="PageNumber"/>
+        <w:rStyle w:val="a5"/>
       </w:rPr>
       <w:id w:val="243764916"/>
       <w:docPartObj>
@@ -974,19 +909,14 @@
         <w:docPartUnique/>
       </w:docPartObj>
     </w:sdtPr>
-    <w:sdtEndPr>
-      <w:rPr>
-        <w:rStyle w:val="PageNumber"/>
-      </w:rPr>
-    </w:sdtEndPr>
     <w:sdtContent>
       <w:p>
         <w:pPr>
-          <w:pStyle w:val="Footer"/>
+          <w:pStyle w:val="a3"/>
           <w:framePr w:wrap="none" w:vAnchor="text" w:hAnchor="page" w:x="2161" w:y="-3"/>
           <w:ind w:right="360"/>
           <w:rPr>
-            <w:rStyle w:val="PageNumber"/>
+            <w:rStyle w:val="a5"/>
           </w:rPr>
         </w:pPr>
       </w:p>
@@ -994,10 +924,10 @@
   </w:sdt>
   <w:p>
     <w:pPr>
-      <w:pStyle w:val="Footer"/>
+      <w:pStyle w:val="a3"/>
       <w:ind w:right="360"/>
       <w:rPr>
-        <w:rFonts w:ascii="Times New Roman" w:hAnsi="Times New Roman" w:cs="Times New Roman"/>
+        <w:rFonts w:cs="Times New Roman"/>
       </w:rPr>
     </w:pPr>
   </w:p>
@@ -1005,11 +935,11 @@
 </file>
 
 <file path=word/footer3.xml><?xml version="1.0" encoding="utf-8"?>
-<w:ftr xmlns:wpc="http://schemas.microsoft.com/office/word/2010/wordprocessingCanvas" xmlns:mo="http://schemas.microsoft.com/office/mac/office/2008/main" xmlns:mc="http://schemas.openxmlformats.org/markup-compatibility/2006" xmlns:mv="urn:schemas-microsoft-com:mac:vml" xmlns:o="urn:schemas-microsoft-com:office:office" xmlns:r="http://schemas.openxmlformats.org/officeDocument/2006/relationships" xmlns:m="http://schemas.openxmlformats.org/officeDocument/2006/math" xmlns:v="urn:schemas-microsoft-com:vml" xmlns:wp14="http://schemas.microsoft.com/office/word/2010/wordprocessingDrawing" xmlns:wp="http://schemas.openxmlformats.org/drawingml/2006/wordprocessingDrawing" xmlns:w10="urn:schemas-microsoft-com:office:word" xmlns:w="http://schemas.openxmlformats.org/wordprocessingml/2006/main" xmlns:w14="http://schemas.microsoft.com/office/word/2010/wordml" xmlns:wpg="http://schemas.microsoft.com/office/word/2010/wordprocessingGroup" xmlns:wpi="http://schemas.microsoft.com/office/word/2010/wordprocessingInk" xmlns:wne="http://schemas.microsoft.com/office/word/2006/wordml" xmlns:wps="http://schemas.microsoft.com/office/word/2010/wordprocessingShape" mc:Ignorable="w14 wp14">
+<w:ftr xmlns:wpc="http://schemas.microsoft.com/office/word/2010/wordprocessingCanvas" xmlns:cx="http://schemas.microsoft.com/office/drawing/2014/chartex" xmlns:cx1="http://schemas.microsoft.com/office/drawing/2015/9/8/chartex" xmlns:cx2="http://schemas.microsoft.com/office/drawing/2015/10/21/chartex" xmlns:cx3="http://schemas.microsoft.com/office/drawing/2016/5/9/chartex" xmlns:cx4="http://schemas.microsoft.com/office/drawing/2016/5/10/chartex" xmlns:cx5="http://schemas.microsoft.com/office/drawing/2016/5/11/chartex" xmlns:cx6="http://schemas.microsoft.com/office/drawing/2016/5/12/chartex" xmlns:cx7="http://schemas.microsoft.com/office/drawing/2016/5/13/chartex" xmlns:cx8="http://schemas.microsoft.com/office/drawing/2016/5/14/chartex" xmlns:mc="http://schemas.openxmlformats.org/markup-compatibility/2006" xmlns:aink="http://schemas.microsoft.com/office/drawing/2016/ink" xmlns:am3d="http://schemas.microsoft.com/office/drawing/2017/model3d" xmlns:o="urn:schemas-microsoft-com:office:office" xmlns:oel="http://schemas.microsoft.com/office/2019/extlst" xmlns:r="http://schemas.openxmlformats.org/officeDocument/2006/relationships" xmlns:m="http://schemas.openxmlformats.org/officeDocument/2006/math" xmlns:v="urn:schemas-microsoft-com:vml" xmlns:wp14="http://schemas.microsoft.com/office/word/2010/wordprocessingDrawing" xmlns:wp="http://schemas.openxmlformats.org/drawingml/2006/wordprocessingDrawing" xmlns:w10="urn:schemas-microsoft-com:office:word" xmlns:w="http://schemas.openxmlformats.org/wordprocessingml/2006/main" xmlns:w14="http://schemas.microsoft.com/office/word/2010/wordml" xmlns:w15="http://schemas.microsoft.com/office/word/2012/wordml" xmlns:w16cex="http://schemas.microsoft.com/office/word/2018/wordml/cex" xmlns:w16cid="http://schemas.microsoft.com/office/word/2016/wordml/cid" xmlns:w16="http://schemas.microsoft.com/office/word/2018/wordml" xmlns:w16du="http://schemas.microsoft.com/office/word/2023/wordml/word16du" xmlns:w16sdtdh="http://schemas.microsoft.com/office/word/2020/wordml/sdtdatahash" xmlns:w16sdtfl="http://schemas.microsoft.com/office/word/2024/wordml/sdtformatlock" xmlns:w16se="http://schemas.microsoft.com/office/word/2015/wordml/symex" xmlns:wpg="http://schemas.microsoft.com/office/word/2010/wordprocessingGroup" xmlns:wpi="http://schemas.microsoft.com/office/word/2010/wordprocessingInk" xmlns:wne="http://schemas.microsoft.com/office/word/2006/wordml" xmlns:wps="http://schemas.microsoft.com/office/word/2010/wordprocessingShape" mc:Ignorable="w14 w15 w16se w16cid w16 w16cex w16sdtdh w16sdtfl w16du wp14">
   <w:sdt>
     <w:sdtPr>
       <w:rPr>
-        <w:rStyle w:val="PageNumber"/>
+        <w:rStyle w:val="a5"/>
       </w:rPr>
       <w:id w:val="-1291966833"/>
       <w:docPartObj>
@@ -1017,48 +947,43 @@
         <w:docPartUnique/>
       </w:docPartObj>
     </w:sdtPr>
-    <w:sdtEndPr>
-      <w:rPr>
-        <w:rStyle w:val="PageNumber"/>
-      </w:rPr>
-    </w:sdtEndPr>
     <w:sdtContent>
       <w:p>
         <w:pPr>
-          <w:pStyle w:val="Footer"/>
+          <w:pStyle w:val="a3"/>
           <w:framePr w:wrap="none" w:vAnchor="text" w:hAnchor="page" w:x="2161" w:y="-3"/>
           <w:rPr>
-            <w:rStyle w:val="PageNumber"/>
+            <w:rStyle w:val="a5"/>
           </w:rPr>
         </w:pPr>
         <w:r>
           <w:rPr>
-            <w:rStyle w:val="PageNumber"/>
+            <w:rStyle w:val="a5"/>
           </w:rPr>
           <w:fldChar w:fldCharType="begin"/>
         </w:r>
         <w:r>
           <w:rPr>
-            <w:rStyle w:val="PageNumber"/>
+            <w:rStyle w:val="a5"/>
           </w:rPr>
           <w:instrText xml:space="preserve"> PAGE </w:instrText>
         </w:r>
         <w:r>
           <w:rPr>
-            <w:rStyle w:val="PageNumber"/>
+            <w:rStyle w:val="a5"/>
           </w:rPr>
           <w:fldChar w:fldCharType="separate"/>
         </w:r>
         <w:r>
           <w:rPr>
-            <w:rStyle w:val="PageNumber"/>
+            <w:rStyle w:val="a5"/>
             <w:noProof/>
           </w:rPr>
           <w:t>1</w:t>
         </w:r>
         <w:r>
           <w:rPr>
-            <w:rStyle w:val="PageNumber"/>
+            <w:rStyle w:val="a5"/>
           </w:rPr>
           <w:fldChar w:fldCharType="end"/>
         </w:r>
@@ -1068,7 +993,7 @@
   <w:sdt>
     <w:sdtPr>
       <w:rPr>
-        <w:rStyle w:val="PageNumber"/>
+        <w:rStyle w:val="a5"/>
       </w:rPr>
       <w:id w:val="-1833432187"/>
       <w:docPartObj>
@@ -1076,19 +1001,14 @@
         <w:docPartUnique/>
       </w:docPartObj>
     </w:sdtPr>
-    <w:sdtEndPr>
-      <w:rPr>
-        <w:rStyle w:val="PageNumber"/>
-      </w:rPr>
-    </w:sdtEndPr>
     <w:sdtContent>
       <w:p>
         <w:pPr>
-          <w:pStyle w:val="Footer"/>
+          <w:pStyle w:val="a3"/>
           <w:framePr w:wrap="none" w:vAnchor="text" w:hAnchor="page" w:x="2161" w:y="-3"/>
           <w:ind w:right="360"/>
           <w:rPr>
-            <w:rStyle w:val="PageNumber"/>
+            <w:rStyle w:val="a5"/>
           </w:rPr>
         </w:pPr>
       </w:p>
@@ -1096,10 +1016,10 @@
   </w:sdt>
   <w:p>
     <w:pPr>
-      <w:pStyle w:val="Footer"/>
+      <w:pStyle w:val="a3"/>
       <w:ind w:right="360"/>
       <w:rPr>
-        <w:rFonts w:ascii="Times New Roman" w:hAnsi="Times New Roman" w:cs="Times New Roman"/>
+        <w:rFonts w:cs="Times New Roman"/>
       </w:rPr>
     </w:pPr>
   </w:p>
@@ -1107,52 +1027,52 @@
 </file>
 
 <file path=word/footer4.xml><?xml version="1.0" encoding="utf-8"?>
-<w:ftr xmlns:wpc="http://schemas.microsoft.com/office/word/2010/wordprocessingCanvas" xmlns:mo="http://schemas.microsoft.com/office/mac/office/2008/main" xmlns:mc="http://schemas.openxmlformats.org/markup-compatibility/2006" xmlns:mv="urn:schemas-microsoft-com:mac:vml" xmlns:o="urn:schemas-microsoft-com:office:office" xmlns:r="http://schemas.openxmlformats.org/officeDocument/2006/relationships" xmlns:m="http://schemas.openxmlformats.org/officeDocument/2006/math" xmlns:v="urn:schemas-microsoft-com:vml" xmlns:wp14="http://schemas.microsoft.com/office/word/2010/wordprocessingDrawing" xmlns:wp="http://schemas.openxmlformats.org/drawingml/2006/wordprocessingDrawing" xmlns:w10="urn:schemas-microsoft-com:office:word" xmlns:w="http://schemas.openxmlformats.org/wordprocessingml/2006/main" xmlns:w14="http://schemas.microsoft.com/office/word/2010/wordml" xmlns:wpg="http://schemas.microsoft.com/office/word/2010/wordprocessingGroup" xmlns:wpi="http://schemas.microsoft.com/office/word/2010/wordprocessingInk" xmlns:wne="http://schemas.microsoft.com/office/word/2006/wordml" xmlns:wps="http://schemas.microsoft.com/office/word/2010/wordprocessingShape" mc:Ignorable="w14 wp14">
+<w:ftr xmlns:wpc="http://schemas.microsoft.com/office/word/2010/wordprocessingCanvas" xmlns:cx="http://schemas.microsoft.com/office/drawing/2014/chartex" xmlns:cx1="http://schemas.microsoft.com/office/drawing/2015/9/8/chartex" xmlns:cx2="http://schemas.microsoft.com/office/drawing/2015/10/21/chartex" xmlns:cx3="http://schemas.microsoft.com/office/drawing/2016/5/9/chartex" xmlns:cx4="http://schemas.microsoft.com/office/drawing/2016/5/10/chartex" xmlns:cx5="http://schemas.microsoft.com/office/drawing/2016/5/11/chartex" xmlns:cx6="http://schemas.microsoft.com/office/drawing/2016/5/12/chartex" xmlns:cx7="http://schemas.microsoft.com/office/drawing/2016/5/13/chartex" xmlns:cx8="http://schemas.microsoft.com/office/drawing/2016/5/14/chartex" xmlns:mc="http://schemas.openxmlformats.org/markup-compatibility/2006" xmlns:aink="http://schemas.microsoft.com/office/drawing/2016/ink" xmlns:am3d="http://schemas.microsoft.com/office/drawing/2017/model3d" xmlns:o="urn:schemas-microsoft-com:office:office" xmlns:oel="http://schemas.microsoft.com/office/2019/extlst" xmlns:r="http://schemas.openxmlformats.org/officeDocument/2006/relationships" xmlns:m="http://schemas.openxmlformats.org/officeDocument/2006/math" xmlns:v="urn:schemas-microsoft-com:vml" xmlns:wp14="http://schemas.microsoft.com/office/word/2010/wordprocessingDrawing" xmlns:wp="http://schemas.openxmlformats.org/drawingml/2006/wordprocessingDrawing" xmlns:w10="urn:schemas-microsoft-com:office:word" xmlns:w="http://schemas.openxmlformats.org/wordprocessingml/2006/main" xmlns:w14="http://schemas.microsoft.com/office/word/2010/wordml" xmlns:w15="http://schemas.microsoft.com/office/word/2012/wordml" xmlns:w16cex="http://schemas.microsoft.com/office/word/2018/wordml/cex" xmlns:w16cid="http://schemas.microsoft.com/office/word/2016/wordml/cid" xmlns:w16="http://schemas.microsoft.com/office/word/2018/wordml" xmlns:w16du="http://schemas.microsoft.com/office/word/2023/wordml/word16du" xmlns:w16sdtdh="http://schemas.microsoft.com/office/word/2020/wordml/sdtdatahash" xmlns:w16sdtfl="http://schemas.microsoft.com/office/word/2024/wordml/sdtformatlock" xmlns:w16se="http://schemas.microsoft.com/office/word/2015/wordml/symex" xmlns:wpg="http://schemas.microsoft.com/office/word/2010/wordprocessingGroup" xmlns:wpi="http://schemas.microsoft.com/office/word/2010/wordprocessingInk" xmlns:wne="http://schemas.microsoft.com/office/word/2006/wordml" xmlns:wps="http://schemas.microsoft.com/office/word/2010/wordprocessingShape" mc:Ignorable="w14 w15 w16se w16cid w16 w16cex w16sdtdh w16sdtfl w16du wp14">
   <w:p>
     <w:pPr>
-      <w:pStyle w:val="Footer"/>
+      <w:pStyle w:val="a3"/>
       <w:tabs>
         <w:tab w:val="clear" w:pos="8640"/>
         <w:tab w:val="right" w:pos="9360"/>
       </w:tabs>
       <w:jc w:val="center"/>
       <w:rPr>
-        <w:rFonts w:ascii="Times New Roman" w:hAnsi="Times New Roman" w:cs="Times New Roman"/>
+        <w:rFonts w:cs="Times New Roman"/>
       </w:rPr>
     </w:pPr>
     <w:r>
       <w:rPr>
-        <w:rStyle w:val="PageNumber"/>
-        <w:rFonts w:ascii="Times New Roman" w:hAnsi="Times New Roman" w:cs="Times New Roman"/>
+        <w:rStyle w:val="a5"/>
+        <w:rFonts w:cs="Times New Roman"/>
       </w:rPr>
       <w:fldChar w:fldCharType="begin"/>
     </w:r>
     <w:r>
       <w:rPr>
-        <w:rStyle w:val="PageNumber"/>
-        <w:rFonts w:ascii="Times New Roman" w:hAnsi="Times New Roman" w:cs="Times New Roman"/>
+        <w:rStyle w:val="a5"/>
+        <w:rFonts w:cs="Times New Roman"/>
       </w:rPr>
       <w:instrText xml:space="preserve"> PAGE </w:instrText>
     </w:r>
     <w:r>
       <w:rPr>
-        <w:rStyle w:val="PageNumber"/>
-        <w:rFonts w:ascii="Times New Roman" w:hAnsi="Times New Roman" w:cs="Times New Roman"/>
+        <w:rStyle w:val="a5"/>
+        <w:rFonts w:cs="Times New Roman"/>
       </w:rPr>
       <w:fldChar w:fldCharType="separate"/>
     </w:r>
     <w:r>
       <w:rPr>
-        <w:rStyle w:val="PageNumber"/>
-        <w:rFonts w:ascii="Times New Roman" w:hAnsi="Times New Roman" w:cs="Times New Roman"/>
+        <w:rStyle w:val="a5"/>
+        <w:rFonts w:cs="Times New Roman"/>
         <w:noProof/>
       </w:rPr>
       <w:t>1</w:t>
     </w:r>
     <w:r>
       <w:rPr>
-        <w:rStyle w:val="PageNumber"/>
-        <w:rFonts w:ascii="Times New Roman" w:hAnsi="Times New Roman" w:cs="Times New Roman"/>
+        <w:rStyle w:val="a5"/>
+        <w:rFonts w:cs="Times New Roman"/>
       </w:rPr>
       <w:fldChar w:fldCharType="end"/>
     </w:r>
@@ -1161,7 +1081,7 @@
 </file>
 
 <file path=word/footnotes.xml><?xml version="1.0" encoding="utf-8"?>
-<w:footnotes xmlns:wpc="http://schemas.microsoft.com/office/word/2010/wordprocessingCanvas" xmlns:mo="http://schemas.microsoft.com/office/mac/office/2008/main" xmlns:mc="http://schemas.openxmlformats.org/markup-compatibility/2006" xmlns:mv="urn:schemas-microsoft-com:mac:vml" xmlns:o="urn:schemas-microsoft-com:office:office" xmlns:r="http://schemas.openxmlformats.org/officeDocument/2006/relationships" xmlns:m="http://schemas.openxmlformats.org/officeDocument/2006/math" xmlns:v="urn:schemas-microsoft-com:vml" xmlns:wp14="http://schemas.microsoft.com/office/word/2010/wordprocessingDrawing" xmlns:wp="http://schemas.openxmlformats.org/drawingml/2006/wordprocessingDrawing" xmlns:w10="urn:schemas-microsoft-com:office:word" xmlns:w="http://schemas.openxmlformats.org/wordprocessingml/2006/main" xmlns:w14="http://schemas.microsoft.com/office/word/2010/wordml" xmlns:wpg="http://schemas.microsoft.com/office/word/2010/wordprocessingGroup" xmlns:wpi="http://schemas.microsoft.com/office/word/2010/wordprocessingInk" xmlns:wne="http://schemas.microsoft.com/office/word/2006/wordml" xmlns:wps="http://schemas.microsoft.com/office/word/2010/wordprocessingShape" mc:Ignorable="w14 wp14">
+<w:footnotes xmlns:wpc="http://schemas.microsoft.com/office/word/2010/wordprocessingCanvas" xmlns:cx="http://schemas.microsoft.com/office/drawing/2014/chartex" xmlns:cx1="http://schemas.microsoft.com/office/drawing/2015/9/8/chartex" xmlns:cx2="http://schemas.microsoft.com/office/drawing/2015/10/21/chartex" xmlns:cx3="http://schemas.microsoft.com/office/drawing/2016/5/9/chartex" xmlns:cx4="http://schemas.microsoft.com/office/drawing/2016/5/10/chartex" xmlns:cx5="http://schemas.microsoft.com/office/drawing/2016/5/11/chartex" xmlns:cx6="http://schemas.microsoft.com/office/drawing/2016/5/12/chartex" xmlns:cx7="http://schemas.microsoft.com/office/drawing/2016/5/13/chartex" xmlns:cx8="http://schemas.microsoft.com/office/drawing/2016/5/14/chartex" xmlns:mc="http://schemas.openxmlformats.org/markup-compatibility/2006" xmlns:aink="http://schemas.microsoft.com/office/drawing/2016/ink" xmlns:am3d="http://schemas.microsoft.com/office/drawing/2017/model3d" xmlns:o="urn:schemas-microsoft-com:office:office" xmlns:oel="http://schemas.microsoft.com/office/2019/extlst" xmlns:r="http://schemas.openxmlformats.org/officeDocument/2006/relationships" xmlns:m="http://schemas.openxmlformats.org/officeDocument/2006/math" xmlns:v="urn:schemas-microsoft-com:vml" xmlns:wp14="http://schemas.microsoft.com/office/word/2010/wordprocessingDrawing" xmlns:wp="http://schemas.openxmlformats.org/drawingml/2006/wordprocessingDrawing" xmlns:w10="urn:schemas-microsoft-com:office:word" xmlns:w="http://schemas.openxmlformats.org/wordprocessingml/2006/main" xmlns:w14="http://schemas.microsoft.com/office/word/2010/wordml" xmlns:w15="http://schemas.microsoft.com/office/word/2012/wordml" xmlns:w16cex="http://schemas.microsoft.com/office/word/2018/wordml/cex" xmlns:w16cid="http://schemas.microsoft.com/office/word/2016/wordml/cid" xmlns:w16="http://schemas.microsoft.com/office/word/2018/wordml" xmlns:w16du="http://schemas.microsoft.com/office/word/2023/wordml/word16du" xmlns:w16sdtdh="http://schemas.microsoft.com/office/word/2020/wordml/sdtdatahash" xmlns:w16sdtfl="http://schemas.microsoft.com/office/word/2024/wordml/sdtformatlock" xmlns:w16se="http://schemas.microsoft.com/office/word/2015/wordml/symex" xmlns:wpg="http://schemas.microsoft.com/office/word/2010/wordprocessingGroup" xmlns:wpi="http://schemas.microsoft.com/office/word/2010/wordprocessingInk" xmlns:wne="http://schemas.microsoft.com/office/word/2006/wordml" xmlns:wps="http://schemas.microsoft.com/office/word/2010/wordprocessingShape" mc:Ignorable="w14 w15 w16se w16cid w16 w16cex w16sdtdh w16sdtfl w16du wp14">
   <w:footnote w:type="separator" w:id="-1">
     <w:p>
       <w:r>
@@ -1180,7 +1100,7 @@
 </file>
 
 <file path=word/styles.xml><?xml version="1.0" encoding="utf-8"?>
-<w:styles xmlns:mc="http://schemas.openxmlformats.org/markup-compatibility/2006" xmlns:r="http://schemas.openxmlformats.org/officeDocument/2006/relationships" xmlns:w="http://schemas.openxmlformats.org/wordprocessingml/2006/main" xmlns:w14="http://schemas.microsoft.com/office/word/2010/wordml" mc:Ignorable="w14">
+<w:styles xmlns:mc="http://schemas.openxmlformats.org/markup-compatibility/2006" xmlns:r="http://schemas.openxmlformats.org/officeDocument/2006/relationships" xmlns:w="http://schemas.openxmlformats.org/wordprocessingml/2006/main" xmlns:w14="http://schemas.microsoft.com/office/word/2010/wordml" xmlns:w15="http://schemas.microsoft.com/office/word/2012/wordml" xmlns:w16cex="http://schemas.microsoft.com/office/word/2018/wordml/cex" xmlns:w16cid="http://schemas.microsoft.com/office/word/2016/wordml/cid" xmlns:w16="http://schemas.microsoft.com/office/word/2018/wordml" xmlns:w16du="http://schemas.microsoft.com/office/word/2023/wordml/word16du" xmlns:w16sdtdh="http://schemas.microsoft.com/office/word/2020/wordml/sdtdatahash" xmlns:w16sdtfl="http://schemas.microsoft.com/office/word/2024/wordml/sdtformatlock" xmlns:w16se="http://schemas.microsoft.com/office/word/2015/wordml/symex" mc:Ignorable="w14 w15 w16se w16cid w16 w16cex w16sdtdh w16sdtfl w16du">
   <w:docDefaults>
     <w:rPrDefault>
       <w:rPr>
@@ -1192,165 +1112,395 @@
     </w:rPrDefault>
     <w:pPrDefault/>
   </w:docDefaults>
-  <w:latentStyles w:defLockedState="0" w:defUIPriority="99" w:defSemiHidden="1" w:defUnhideWhenUsed="1" w:defQFormat="0" w:count="276">
-    <w:lsdException w:name="Normal" w:semiHidden="0" w:uiPriority="0" w:unhideWhenUsed="0" w:qFormat="1"/>
-    <w:lsdException w:name="heading 1" w:semiHidden="0" w:uiPriority="9" w:unhideWhenUsed="0" w:qFormat="1"/>
-    <w:lsdException w:name="heading 2" w:uiPriority="9" w:qFormat="1"/>
-    <w:lsdException w:name="heading 3" w:uiPriority="9" w:qFormat="1"/>
-    <w:lsdException w:name="heading 4" w:uiPriority="9" w:qFormat="1"/>
-    <w:lsdException w:name="heading 5" w:uiPriority="9" w:qFormat="1"/>
-    <w:lsdException w:name="heading 6" w:uiPriority="9" w:qFormat="1"/>
-    <w:lsdException w:name="heading 7" w:uiPriority="9" w:qFormat="1"/>
-    <w:lsdException w:name="heading 8" w:uiPriority="9" w:qFormat="1"/>
-    <w:lsdException w:name="heading 9" w:uiPriority="9" w:qFormat="1"/>
-    <w:lsdException w:name="toc 1" w:uiPriority="39"/>
-    <w:lsdException w:name="toc 2" w:uiPriority="39"/>
-    <w:lsdException w:name="toc 3" w:uiPriority="39"/>
-    <w:lsdException w:name="toc 4" w:uiPriority="39"/>
-    <w:lsdException w:name="toc 5" w:uiPriority="39"/>
-    <w:lsdException w:name="toc 6" w:uiPriority="39"/>
-    <w:lsdException w:name="toc 7" w:uiPriority="39"/>
-    <w:lsdException w:name="toc 8" w:uiPriority="39"/>
-    <w:lsdException w:name="toc 9" w:uiPriority="39"/>
-    <w:lsdException w:name="caption" w:uiPriority="35" w:qFormat="1"/>
-    <w:lsdException w:name="Title" w:semiHidden="0" w:uiPriority="10" w:unhideWhenUsed="0" w:qFormat="1"/>
-    <w:lsdException w:name="Default Paragraph Font" w:uiPriority="1"/>
-    <w:lsdException w:name="Subtitle" w:semiHidden="0" w:uiPriority="11" w:unhideWhenUsed="0" w:qFormat="1"/>
-    <w:lsdException w:name="Strong" w:semiHidden="0" w:uiPriority="22" w:unhideWhenUsed="0" w:qFormat="1"/>
-    <w:lsdException w:name="Emphasis" w:semiHidden="0" w:uiPriority="20" w:unhideWhenUsed="0" w:qFormat="1"/>
-    <w:lsdException w:name="Table Grid" w:semiHidden="0" w:uiPriority="59" w:unhideWhenUsed="0"/>
-    <w:lsdException w:name="Note Level 1" w:semiHidden="0" w:unhideWhenUsed="0"/>
-    <w:lsdException w:name="Note Level 2" w:semiHidden="0" w:unhideWhenUsed="0"/>
-    <w:lsdException w:name="Note Level 3" w:semiHidden="0" w:unhideWhenUsed="0"/>
-    <w:lsdException w:name="Note Level 4" w:semiHidden="0" w:unhideWhenUsed="0"/>
-    <w:lsdException w:name="Note Level 5" w:semiHidden="0" w:unhideWhenUsed="0"/>
-    <w:lsdException w:name="Note Level 6" w:semiHidden="0" w:unhideWhenUsed="0"/>
-    <w:lsdException w:name="Note Level 7" w:semiHidden="0" w:unhideWhenUsed="0"/>
-    <w:lsdException w:name="Note Level 8" w:semiHidden="0" w:unhideWhenUsed="0"/>
-    <w:lsdException w:name="Note Level 9" w:semiHidden="0" w:unhideWhenUsed="0"/>
-    <w:lsdException w:name="Placeholder Text" w:unhideWhenUsed="0"/>
-    <w:lsdException w:name="No Spacing" w:semiHidden="0" w:uiPriority="1" w:unhideWhenUsed="0" w:qFormat="1"/>
-    <w:lsdException w:name="Light Shading" w:semiHidden="0" w:uiPriority="60" w:unhideWhenUsed="0"/>
-    <w:lsdException w:name="Light List" w:semiHidden="0" w:uiPriority="61" w:unhideWhenUsed="0"/>
-    <w:lsdException w:name="Light Grid" w:semiHidden="0" w:uiPriority="62" w:unhideWhenUsed="0"/>
-    <w:lsdException w:name="Medium Shading 1" w:semiHidden="0" w:uiPriority="63" w:unhideWhenUsed="0"/>
-    <w:lsdException w:name="Medium Shading 2" w:semiHidden="0" w:uiPriority="64" w:unhideWhenUsed="0"/>
-    <w:lsdException w:name="Medium List 1" w:semiHidden="0" w:uiPriority="65" w:unhideWhenUsed="0"/>
-    <w:lsdException w:name="Medium List 2" w:semiHidden="0" w:uiPriority="66" w:unhideWhenUsed="0"/>
-    <w:lsdException w:name="Medium Grid 1" w:semiHidden="0" w:uiPriority="67" w:unhideWhenUsed="0"/>
-    <w:lsdException w:name="Medium Grid 2" w:semiHidden="0" w:uiPriority="68" w:unhideWhenUsed="0"/>
-    <w:lsdException w:name="Medium Grid 3" w:semiHidden="0" w:uiPriority="69" w:unhideWhenUsed="0"/>
-    <w:lsdException w:name="Dark List" w:semiHidden="0" w:uiPriority="70" w:unhideWhenUsed="0"/>
-    <w:lsdException w:name="Colorful Shading" w:semiHidden="0" w:uiPriority="71" w:unhideWhenUsed="0"/>
-    <w:lsdException w:name="Colorful List" w:semiHidden="0" w:uiPriority="72" w:unhideWhenUsed="0"/>
-    <w:lsdException w:name="Colorful Grid" w:semiHidden="0" w:uiPriority="73" w:unhideWhenUsed="0"/>
-    <w:lsdException w:name="Light Shading Accent 1" w:semiHidden="0" w:uiPriority="60" w:unhideWhenUsed="0"/>
-    <w:lsdException w:name="Light List Accent 1" w:semiHidden="0" w:uiPriority="61" w:unhideWhenUsed="0"/>
-    <w:lsdException w:name="Light Grid Accent 1" w:semiHidden="0" w:uiPriority="62" w:unhideWhenUsed="0"/>
-    <w:lsdException w:name="Medium Shading 1 Accent 1" w:semiHidden="0" w:uiPriority="63" w:unhideWhenUsed="0"/>
-    <w:lsdException w:name="Medium Shading 2 Accent 1" w:semiHidden="0" w:uiPriority="64" w:unhideWhenUsed="0"/>
-    <w:lsdException w:name="Medium List 1 Accent 1" w:semiHidden="0" w:uiPriority="65" w:unhideWhenUsed="0"/>
-    <w:lsdException w:name="Revision" w:unhideWhenUsed="0"/>
-    <w:lsdException w:name="List Paragraph" w:semiHidden="0" w:uiPriority="34" w:unhideWhenUsed="0" w:qFormat="1"/>
-    <w:lsdException w:name="Quote" w:semiHidden="0" w:uiPriority="29" w:unhideWhenUsed="0" w:qFormat="1"/>
-    <w:lsdException w:name="Intense Quote" w:semiHidden="0" w:uiPriority="30" w:unhideWhenUsed="0" w:qFormat="1"/>
-    <w:lsdException w:name="Medium List 2 Accent 1" w:semiHidden="0" w:uiPriority="66" w:unhideWhenUsed="0"/>
-    <w:lsdException w:name="Medium Grid 1 Accent 1" w:semiHidden="0" w:uiPriority="67" w:unhideWhenUsed="0"/>
-    <w:lsdException w:name="Medium Grid 2 Accent 1" w:semiHidden="0" w:uiPriority="68" w:unhideWhenUsed="0"/>
-    <w:lsdException w:name="Medium Grid 3 Accent 1" w:semiHidden="0" w:uiPriority="69" w:unhideWhenUsed="0"/>
-    <w:lsdException w:name="Dark List Accent 1" w:semiHidden="0" w:uiPriority="70" w:unhideWhenUsed="0"/>
-    <w:lsdException w:name="Colorful Shading Accent 1" w:semiHidden="0" w:uiPriority="71" w:unhideWhenUsed="0"/>
-    <w:lsdException w:name="Colorful List Accent 1" w:semiHidden="0" w:uiPriority="72" w:unhideWhenUsed="0"/>
-    <w:lsdException w:name="Colorful Grid Accent 1" w:semiHidden="0" w:uiPriority="73" w:unhideWhenUsed="0"/>
-    <w:lsdException w:name="Light Shading Accent 2" w:semiHidden="0" w:uiPriority="60" w:unhideWhenUsed="0"/>
-    <w:lsdException w:name="Light List Accent 2" w:semiHidden="0" w:uiPriority="61" w:unhideWhenUsed="0"/>
-    <w:lsdException w:name="Light Grid Accent 2" w:semiHidden="0" w:uiPriority="62" w:unhideWhenUsed="0"/>
-    <w:lsdException w:name="Medium Shading 1 Accent 2" w:semiHidden="0" w:uiPriority="63" w:unhideWhenUsed="0"/>
-    <w:lsdException w:name="Medium Shading 2 Accent 2" w:semiHidden="0" w:uiPriority="64" w:unhideWhenUsed="0"/>
-    <w:lsdException w:name="Medium List 1 Accent 2" w:semiHidden="0" w:uiPriority="65" w:unhideWhenUsed="0"/>
-    <w:lsdException w:name="Medium List 2 Accent 2" w:semiHidden="0" w:uiPriority="66" w:unhideWhenUsed="0"/>
-    <w:lsdException w:name="Medium Grid 1 Accent 2" w:semiHidden="0" w:uiPriority="67" w:unhideWhenUsed="0"/>
-    <w:lsdException w:name="Medium Grid 2 Accent 2" w:semiHidden="0" w:uiPriority="68" w:unhideWhenUsed="0"/>
-    <w:lsdException w:name="Medium Grid 3 Accent 2" w:semiHidden="0" w:uiPriority="69" w:unhideWhenUsed="0"/>
-    <w:lsdException w:name="Dark List Accent 2" w:semiHidden="0" w:uiPriority="70" w:unhideWhenUsed="0"/>
-    <w:lsdException w:name="Colorful Shading Accent 2" w:semiHidden="0" w:uiPriority="71" w:unhideWhenUsed="0"/>
-    <w:lsdException w:name="Colorful List Accent 2" w:semiHidden="0" w:uiPriority="72" w:unhideWhenUsed="0"/>
-    <w:lsdException w:name="Colorful Grid Accent 2" w:semiHidden="0" w:uiPriority="73" w:unhideWhenUsed="0"/>
-    <w:lsdException w:name="Light Shading Accent 3" w:semiHidden="0" w:uiPriority="60" w:unhideWhenUsed="0"/>
-    <w:lsdException w:name="Light List Accent 3" w:semiHidden="0" w:uiPriority="61" w:unhideWhenUsed="0"/>
-    <w:lsdException w:name="Light Grid Accent 3" w:semiHidden="0" w:uiPriority="62" w:unhideWhenUsed="0"/>
-    <w:lsdException w:name="Medium Shading 1 Accent 3" w:semiHidden="0" w:uiPriority="63" w:unhideWhenUsed="0"/>
-    <w:lsdException w:name="Medium Shading 2 Accent 3" w:semiHidden="0" w:uiPriority="64" w:unhideWhenUsed="0"/>
-    <w:lsdException w:name="Medium List 1 Accent 3" w:semiHidden="0" w:uiPriority="65" w:unhideWhenUsed="0"/>
-    <w:lsdException w:name="Medium List 2 Accent 3" w:semiHidden="0" w:uiPriority="66" w:unhideWhenUsed="0"/>
-    <w:lsdException w:name="Medium Grid 1 Accent 3" w:semiHidden="0" w:uiPriority="67" w:unhideWhenUsed="0"/>
-    <w:lsdException w:name="Medium Grid 2 Accent 3" w:semiHidden="0" w:uiPriority="68" w:unhideWhenUsed="0"/>
-    <w:lsdException w:name="Medium Grid 3 Accent 3" w:semiHidden="0" w:uiPriority="69" w:unhideWhenUsed="0"/>
-    <w:lsdException w:name="Dark List Accent 3" w:semiHidden="0" w:uiPriority="70" w:unhideWhenUsed="0"/>
-    <w:lsdException w:name="Colorful Shading Accent 3" w:semiHidden="0" w:uiPriority="71" w:unhideWhenUsed="0"/>
-    <w:lsdException w:name="Colorful List Accent 3" w:semiHidden="0" w:uiPriority="72" w:unhideWhenUsed="0"/>
-    <w:lsdException w:name="Colorful Grid Accent 3" w:semiHidden="0" w:uiPriority="73" w:unhideWhenUsed="0"/>
-    <w:lsdException w:name="Light Shading Accent 4" w:semiHidden="0" w:uiPriority="60" w:unhideWhenUsed="0"/>
-    <w:lsdException w:name="Light List Accent 4" w:semiHidden="0" w:uiPriority="61" w:unhideWhenUsed="0"/>
-    <w:lsdException w:name="Light Grid Accent 4" w:semiHidden="0" w:uiPriority="62" w:unhideWhenUsed="0"/>
-    <w:lsdException w:name="Medium Shading 1 Accent 4" w:semiHidden="0" w:uiPriority="63" w:unhideWhenUsed="0"/>
-    <w:lsdException w:name="Medium Shading 2 Accent 4" w:semiHidden="0" w:uiPriority="64" w:unhideWhenUsed="0"/>
-    <w:lsdException w:name="Medium List 1 Accent 4" w:semiHidden="0" w:uiPriority="65" w:unhideWhenUsed="0"/>
-    <w:lsdException w:name="Medium List 2 Accent 4" w:semiHidden="0" w:uiPriority="66" w:unhideWhenUsed="0"/>
-    <w:lsdException w:name="Medium Grid 1 Accent 4" w:semiHidden="0" w:uiPriority="67" w:unhideWhenUsed="0"/>
-    <w:lsdException w:name="Medium Grid 2 Accent 4" w:semiHidden="0" w:uiPriority="68" w:unhideWhenUsed="0"/>
-    <w:lsdException w:name="Medium Grid 3 Accent 4" w:semiHidden="0" w:uiPriority="69" w:unhideWhenUsed="0"/>
-    <w:lsdException w:name="Dark List Accent 4" w:semiHidden="0" w:uiPriority="70" w:unhideWhenUsed="0"/>
-    <w:lsdException w:name="Colorful Shading Accent 4" w:semiHidden="0" w:uiPriority="71" w:unhideWhenUsed="0"/>
-    <w:lsdException w:name="Colorful List Accent 4" w:semiHidden="0" w:uiPriority="72" w:unhideWhenUsed="0"/>
-    <w:lsdException w:name="Colorful Grid Accent 4" w:semiHidden="0" w:uiPriority="73" w:unhideWhenUsed="0"/>
-    <w:lsdException w:name="Light Shading Accent 5" w:semiHidden="0" w:uiPriority="60" w:unhideWhenUsed="0"/>
-    <w:lsdException w:name="Light List Accent 5" w:semiHidden="0" w:uiPriority="61" w:unhideWhenUsed="0"/>
-    <w:lsdException w:name="Light Grid Accent 5" w:semiHidden="0" w:uiPriority="62" w:unhideWhenUsed="0"/>
-    <w:lsdException w:name="Medium Shading 1 Accent 5" w:semiHidden="0" w:uiPriority="63" w:unhideWhenUsed="0"/>
-    <w:lsdException w:name="Medium Shading 2 Accent 5" w:semiHidden="0" w:uiPriority="64" w:unhideWhenUsed="0"/>
-    <w:lsdException w:name="Medium List 1 Accent 5" w:semiHidden="0" w:uiPriority="65" w:unhideWhenUsed="0"/>
-    <w:lsdException w:name="Medium List 2 Accent 5" w:semiHidden="0" w:uiPriority="66" w:unhideWhenUsed="0"/>
-    <w:lsdException w:name="Medium Grid 1 Accent 5" w:semiHidden="0" w:uiPriority="67" w:unhideWhenUsed="0"/>
-    <w:lsdException w:name="Medium Grid 2 Accent 5" w:semiHidden="0" w:uiPriority="68" w:unhideWhenUsed="0"/>
-    <w:lsdException w:name="Medium Grid 3 Accent 5" w:semiHidden="0" w:uiPriority="69" w:unhideWhenUsed="0"/>
-    <w:lsdException w:name="Dark List Accent 5" w:semiHidden="0" w:uiPriority="70" w:unhideWhenUsed="0"/>
-    <w:lsdException w:name="Colorful Shading Accent 5" w:semiHidden="0" w:uiPriority="71" w:unhideWhenUsed="0"/>
-    <w:lsdException w:name="Colorful List Accent 5" w:semiHidden="0" w:uiPriority="72" w:unhideWhenUsed="0"/>
-    <w:lsdException w:name="Colorful Grid Accent 5" w:semiHidden="0" w:uiPriority="73" w:unhideWhenUsed="0"/>
-    <w:lsdException w:name="Light Shading Accent 6" w:semiHidden="0" w:uiPriority="60" w:unhideWhenUsed="0"/>
-    <w:lsdException w:name="Light List Accent 6" w:semiHidden="0" w:uiPriority="61" w:unhideWhenUsed="0"/>
-    <w:lsdException w:name="Light Grid Accent 6" w:semiHidden="0" w:uiPriority="62" w:unhideWhenUsed="0"/>
-    <w:lsdException w:name="Medium Shading 1 Accent 6" w:semiHidden="0" w:uiPriority="63" w:unhideWhenUsed="0"/>
-    <w:lsdException w:name="Medium Shading 2 Accent 6" w:semiHidden="0" w:uiPriority="64" w:unhideWhenUsed="0"/>
-    <w:lsdException w:name="Medium List 1 Accent 6" w:semiHidden="0" w:uiPriority="65" w:unhideWhenUsed="0"/>
-    <w:lsdException w:name="Medium List 2 Accent 6" w:semiHidden="0" w:uiPriority="66" w:unhideWhenUsed="0"/>
-    <w:lsdException w:name="Medium Grid 1 Accent 6" w:semiHidden="0" w:uiPriority="67" w:unhideWhenUsed="0"/>
-    <w:lsdException w:name="Medium Grid 2 Accent 6" w:semiHidden="0" w:uiPriority="68" w:unhideWhenUsed="0"/>
-    <w:lsdException w:name="Medium Grid 3 Accent 6" w:semiHidden="0" w:uiPriority="69" w:unhideWhenUsed="0"/>
-    <w:lsdException w:name="Dark List Accent 6" w:semiHidden="0" w:uiPriority="70" w:unhideWhenUsed="0"/>
-    <w:lsdException w:name="Colorful Shading Accent 6" w:semiHidden="0" w:uiPriority="71" w:unhideWhenUsed="0"/>
-    <w:lsdException w:name="Colorful List Accent 6" w:semiHidden="0" w:uiPriority="72" w:unhideWhenUsed="0"/>
-    <w:lsdException w:name="Colorful Grid Accent 6" w:semiHidden="0" w:uiPriority="73" w:unhideWhenUsed="0"/>
-    <w:lsdException w:name="Subtle Emphasis" w:semiHidden="0" w:uiPriority="19" w:unhideWhenUsed="0" w:qFormat="1"/>
-    <w:lsdException w:name="Intense Emphasis" w:semiHidden="0" w:uiPriority="21" w:unhideWhenUsed="0" w:qFormat="1"/>
-    <w:lsdException w:name="Subtle Reference" w:semiHidden="0" w:uiPriority="31" w:unhideWhenUsed="0" w:qFormat="1"/>
-    <w:lsdException w:name="Intense Reference" w:semiHidden="0" w:uiPriority="32" w:unhideWhenUsed="0" w:qFormat="1"/>
-    <w:lsdException w:name="Book Title" w:semiHidden="0" w:uiPriority="33" w:unhideWhenUsed="0" w:qFormat="1"/>
-    <w:lsdException w:name="Bibliography" w:uiPriority="37"/>
-    <w:lsdException w:name="TOC Heading" w:uiPriority="39" w:qFormat="1"/>
+  <w:latentStyles w:defLockedState="0" w:defUIPriority="99" w:defSemiHidden="0" w:defUnhideWhenUsed="0" w:defQFormat="0" w:count="376">
+    <w:lsdException w:name="Normal" w:uiPriority="0" w:qFormat="1"/>
+    <w:lsdException w:name="heading 1" w:uiPriority="9" w:qFormat="1"/>
+    <w:lsdException w:name="heading 2" w:semiHidden="1" w:uiPriority="9" w:unhideWhenUsed="1" w:qFormat="1"/>
+    <w:lsdException w:name="heading 3" w:semiHidden="1" w:uiPriority="9" w:unhideWhenUsed="1" w:qFormat="1"/>
+    <w:lsdException w:name="heading 4" w:semiHidden="1" w:uiPriority="9" w:unhideWhenUsed="1" w:qFormat="1"/>
+    <w:lsdException w:name="heading 5" w:semiHidden="1" w:uiPriority="9" w:unhideWhenUsed="1" w:qFormat="1"/>
+    <w:lsdException w:name="heading 6" w:semiHidden="1" w:uiPriority="9" w:unhideWhenUsed="1" w:qFormat="1"/>
+    <w:lsdException w:name="heading 7" w:semiHidden="1" w:uiPriority="9" w:unhideWhenUsed="1" w:qFormat="1"/>
+    <w:lsdException w:name="heading 8" w:semiHidden="1" w:uiPriority="9" w:unhideWhenUsed="1" w:qFormat="1"/>
+    <w:lsdException w:name="heading 9" w:semiHidden="1" w:uiPriority="9" w:unhideWhenUsed="1" w:qFormat="1"/>
+    <w:lsdException w:name="index 1" w:semiHidden="1" w:unhideWhenUsed="1"/>
+    <w:lsdException w:name="index 2" w:semiHidden="1" w:unhideWhenUsed="1"/>
+    <w:lsdException w:name="index 3" w:semiHidden="1" w:unhideWhenUsed="1"/>
+    <w:lsdException w:name="index 4" w:semiHidden="1" w:unhideWhenUsed="1"/>
+    <w:lsdException w:name="index 5" w:semiHidden="1" w:unhideWhenUsed="1"/>
+    <w:lsdException w:name="index 6" w:semiHidden="1" w:unhideWhenUsed="1"/>
+    <w:lsdException w:name="index 7" w:semiHidden="1" w:unhideWhenUsed="1"/>
+    <w:lsdException w:name="index 8" w:semiHidden="1" w:unhideWhenUsed="1"/>
+    <w:lsdException w:name="index 9" w:semiHidden="1" w:unhideWhenUsed="1"/>
+    <w:lsdException w:name="toc 1" w:semiHidden="1" w:uiPriority="39" w:unhideWhenUsed="1"/>
+    <w:lsdException w:name="toc 2" w:semiHidden="1" w:uiPriority="39" w:unhideWhenUsed="1"/>
+    <w:lsdException w:name="toc 3" w:semiHidden="1" w:uiPriority="39" w:unhideWhenUsed="1"/>
+    <w:lsdException w:name="toc 4" w:semiHidden="1" w:uiPriority="39" w:unhideWhenUsed="1"/>
+    <w:lsdException w:name="toc 5" w:semiHidden="1" w:uiPriority="39" w:unhideWhenUsed="1"/>
+    <w:lsdException w:name="toc 6" w:semiHidden="1" w:uiPriority="39" w:unhideWhenUsed="1"/>
+    <w:lsdException w:name="toc 7" w:semiHidden="1" w:uiPriority="39" w:unhideWhenUsed="1"/>
+    <w:lsdException w:name="toc 8" w:semiHidden="1" w:uiPriority="39" w:unhideWhenUsed="1"/>
+    <w:lsdException w:name="toc 9" w:semiHidden="1" w:uiPriority="39" w:unhideWhenUsed="1"/>
+    <w:lsdException w:name="Normal Indent" w:semiHidden="1" w:unhideWhenUsed="1"/>
+    <w:lsdException w:name="footnote text" w:semiHidden="1" w:unhideWhenUsed="1"/>
+    <w:lsdException w:name="annotation text" w:semiHidden="1" w:unhideWhenUsed="1"/>
+    <w:lsdException w:name="header" w:semiHidden="1" w:unhideWhenUsed="1"/>
+    <w:lsdException w:name="footer" w:semiHidden="1" w:unhideWhenUsed="1"/>
+    <w:lsdException w:name="index heading" w:semiHidden="1" w:unhideWhenUsed="1"/>
+    <w:lsdException w:name="caption" w:semiHidden="1" w:uiPriority="35" w:unhideWhenUsed="1" w:qFormat="1"/>
+    <w:lsdException w:name="table of figures" w:semiHidden="1" w:unhideWhenUsed="1"/>
+    <w:lsdException w:name="envelope address" w:semiHidden="1" w:unhideWhenUsed="1"/>
+    <w:lsdException w:name="envelope return" w:semiHidden="1" w:unhideWhenUsed="1"/>
+    <w:lsdException w:name="footnote reference" w:semiHidden="1" w:unhideWhenUsed="1"/>
+    <w:lsdException w:name="annotation reference" w:semiHidden="1" w:unhideWhenUsed="1"/>
+    <w:lsdException w:name="line number" w:semiHidden="1" w:unhideWhenUsed="1"/>
+    <w:lsdException w:name="page number" w:semiHidden="1" w:unhideWhenUsed="1"/>
+    <w:lsdException w:name="endnote reference" w:semiHidden="1" w:unhideWhenUsed="1"/>
+    <w:lsdException w:name="endnote text" w:semiHidden="1" w:unhideWhenUsed="1"/>
+    <w:lsdException w:name="table of authorities" w:semiHidden="1" w:unhideWhenUsed="1"/>
+    <w:lsdException w:name="macro" w:semiHidden="1" w:unhideWhenUsed="1"/>
+    <w:lsdException w:name="toa heading" w:semiHidden="1" w:unhideWhenUsed="1"/>
+    <w:lsdException w:name="List" w:semiHidden="1" w:unhideWhenUsed="1"/>
+    <w:lsdException w:name="List Bullet" w:semiHidden="1" w:unhideWhenUsed="1"/>
+    <w:lsdException w:name="List Number" w:semiHidden="1" w:unhideWhenUsed="1"/>
+    <w:lsdException w:name="List 2" w:semiHidden="1" w:unhideWhenUsed="1"/>
+    <w:lsdException w:name="List 3" w:semiHidden="1" w:unhideWhenUsed="1"/>
+    <w:lsdException w:name="List 4" w:semiHidden="1" w:unhideWhenUsed="1"/>
+    <w:lsdException w:name="List 5" w:semiHidden="1" w:unhideWhenUsed="1"/>
+    <w:lsdException w:name="List Bullet 2" w:semiHidden="1" w:unhideWhenUsed="1"/>
+    <w:lsdException w:name="List Bullet 3" w:semiHidden="1" w:unhideWhenUsed="1"/>
+    <w:lsdException w:name="List Bullet 4" w:semiHidden="1" w:unhideWhenUsed="1"/>
+    <w:lsdException w:name="List Bullet 5" w:semiHidden="1" w:unhideWhenUsed="1"/>
+    <w:lsdException w:name="List Number 2" w:semiHidden="1" w:unhideWhenUsed="1"/>
+    <w:lsdException w:name="List Number 3" w:semiHidden="1" w:unhideWhenUsed="1"/>
+    <w:lsdException w:name="List Number 4" w:semiHidden="1" w:unhideWhenUsed="1"/>
+    <w:lsdException w:name="List Number 5" w:semiHidden="1" w:unhideWhenUsed="1"/>
+    <w:lsdException w:name="Title" w:uiPriority="10" w:qFormat="1"/>
+    <w:lsdException w:name="Closing" w:semiHidden="1" w:unhideWhenUsed="1"/>
+    <w:lsdException w:name="Signature" w:semiHidden="1" w:unhideWhenUsed="1"/>
+    <w:lsdException w:name="Default Paragraph Font" w:semiHidden="1" w:uiPriority="1" w:unhideWhenUsed="1"/>
+    <w:lsdException w:name="Body Text" w:semiHidden="1" w:unhideWhenUsed="1"/>
+    <w:lsdException w:name="Body Text Indent" w:semiHidden="1" w:unhideWhenUsed="1"/>
+    <w:lsdException w:name="List Continue" w:semiHidden="1" w:unhideWhenUsed="1"/>
+    <w:lsdException w:name="List Continue 2" w:semiHidden="1" w:unhideWhenUsed="1"/>
+    <w:lsdException w:name="List Continue 3" w:semiHidden="1" w:unhideWhenUsed="1"/>
+    <w:lsdException w:name="List Continue 4" w:semiHidden="1" w:unhideWhenUsed="1"/>
+    <w:lsdException w:name="List Continue 5" w:semiHidden="1" w:unhideWhenUsed="1"/>
+    <w:lsdException w:name="Message Header" w:semiHidden="1" w:unhideWhenUsed="1"/>
+    <w:lsdException w:name="Subtitle" w:uiPriority="11" w:qFormat="1"/>
+    <w:lsdException w:name="Salutation" w:semiHidden="1" w:unhideWhenUsed="1"/>
+    <w:lsdException w:name="Date" w:semiHidden="1" w:unhideWhenUsed="1"/>
+    <w:lsdException w:name="Body Text First Indent" w:semiHidden="1" w:unhideWhenUsed="1"/>
+    <w:lsdException w:name="Body Text First Indent 2" w:semiHidden="1" w:unhideWhenUsed="1"/>
+    <w:lsdException w:name="Note Heading" w:semiHidden="1" w:unhideWhenUsed="1"/>
+    <w:lsdException w:name="Body Text 2" w:semiHidden="1" w:unhideWhenUsed="1"/>
+    <w:lsdException w:name="Body Text 3" w:semiHidden="1" w:unhideWhenUsed="1"/>
+    <w:lsdException w:name="Body Text Indent 2" w:semiHidden="1" w:unhideWhenUsed="1"/>
+    <w:lsdException w:name="Body Text Indent 3" w:semiHidden="1" w:unhideWhenUsed="1"/>
+    <w:lsdException w:name="Block Text" w:semiHidden="1" w:unhideWhenUsed="1"/>
+    <w:lsdException w:name="Hyperlink" w:semiHidden="1" w:unhideWhenUsed="1"/>
+    <w:lsdException w:name="FollowedHyperlink" w:semiHidden="1" w:unhideWhenUsed="1"/>
+    <w:lsdException w:name="Strong" w:uiPriority="22" w:qFormat="1"/>
+    <w:lsdException w:name="Emphasis" w:uiPriority="20" w:qFormat="1"/>
+    <w:lsdException w:name="Document Map" w:semiHidden="1" w:unhideWhenUsed="1"/>
+    <w:lsdException w:name="Plain Text" w:semiHidden="1" w:unhideWhenUsed="1"/>
+    <w:lsdException w:name="E-mail Signature" w:semiHidden="1" w:unhideWhenUsed="1"/>
+    <w:lsdException w:name="HTML Top of Form" w:semiHidden="1" w:unhideWhenUsed="1"/>
+    <w:lsdException w:name="HTML Bottom of Form" w:semiHidden="1" w:unhideWhenUsed="1"/>
+    <w:lsdException w:name="Normal (Web)" w:semiHidden="1" w:unhideWhenUsed="1"/>
+    <w:lsdException w:name="HTML Acronym" w:semiHidden="1" w:unhideWhenUsed="1"/>
+    <w:lsdException w:name="HTML Address" w:semiHidden="1" w:unhideWhenUsed="1"/>
+    <w:lsdException w:name="HTML Cite" w:semiHidden="1" w:unhideWhenUsed="1"/>
+    <w:lsdException w:name="HTML Code" w:semiHidden="1" w:unhideWhenUsed="1"/>
+    <w:lsdException w:name="HTML Definition" w:semiHidden="1" w:unhideWhenUsed="1"/>
+    <w:lsdException w:name="HTML Keyboard" w:semiHidden="1" w:unhideWhenUsed="1"/>
+    <w:lsdException w:name="HTML Preformatted" w:semiHidden="1" w:unhideWhenUsed="1"/>
+    <w:lsdException w:name="HTML Sample" w:semiHidden="1" w:unhideWhenUsed="1"/>
+    <w:lsdException w:name="HTML Typewriter" w:semiHidden="1" w:unhideWhenUsed="1"/>
+    <w:lsdException w:name="HTML Variable" w:semiHidden="1" w:unhideWhenUsed="1"/>
+    <w:lsdException w:name="Normal Table" w:semiHidden="1" w:unhideWhenUsed="1"/>
+    <w:lsdException w:name="annotation subject" w:semiHidden="1" w:unhideWhenUsed="1"/>
+    <w:lsdException w:name="No List" w:semiHidden="1" w:unhideWhenUsed="1"/>
+    <w:lsdException w:name="Outline List 1" w:semiHidden="1" w:unhideWhenUsed="1"/>
+    <w:lsdException w:name="Outline List 2" w:semiHidden="1" w:unhideWhenUsed="1"/>
+    <w:lsdException w:name="Outline List 3" w:semiHidden="1" w:unhideWhenUsed="1"/>
+    <w:lsdException w:name="Table Simple 1" w:semiHidden="1" w:unhideWhenUsed="1"/>
+    <w:lsdException w:name="Table Simple 2" w:semiHidden="1" w:unhideWhenUsed="1"/>
+    <w:lsdException w:name="Table Simple 3" w:semiHidden="1" w:unhideWhenUsed="1"/>
+    <w:lsdException w:name="Table Classic 1" w:semiHidden="1" w:unhideWhenUsed="1"/>
+    <w:lsdException w:name="Table Classic 2" w:semiHidden="1" w:unhideWhenUsed="1"/>
+    <w:lsdException w:name="Table Classic 3" w:semiHidden="1" w:unhideWhenUsed="1"/>
+    <w:lsdException w:name="Table Classic 4" w:semiHidden="1" w:unhideWhenUsed="1"/>
+    <w:lsdException w:name="Table Colorful 1" w:semiHidden="1" w:unhideWhenUsed="1"/>
+    <w:lsdException w:name="Table Colorful 2" w:semiHidden="1" w:unhideWhenUsed="1"/>
+    <w:lsdException w:name="Table Colorful 3" w:semiHidden="1" w:unhideWhenUsed="1"/>
+    <w:lsdException w:name="Table Columns 1" w:semiHidden="1" w:unhideWhenUsed="1"/>
+    <w:lsdException w:name="Table Columns 2" w:semiHidden="1" w:unhideWhenUsed="1"/>
+    <w:lsdException w:name="Table Columns 3" w:semiHidden="1" w:unhideWhenUsed="1"/>
+    <w:lsdException w:name="Table Columns 4" w:semiHidden="1" w:unhideWhenUsed="1"/>
+    <w:lsdException w:name="Table Columns 5" w:semiHidden="1" w:unhideWhenUsed="1"/>
+    <w:lsdException w:name="Table Grid 1" w:semiHidden="1" w:unhideWhenUsed="1"/>
+    <w:lsdException w:name="Table Grid 2" w:semiHidden="1" w:unhideWhenUsed="1"/>
+    <w:lsdException w:name="Table Grid 3" w:semiHidden="1" w:unhideWhenUsed="1"/>
+    <w:lsdException w:name="Table Grid 4" w:semiHidden="1" w:unhideWhenUsed="1"/>
+    <w:lsdException w:name="Table Grid 5" w:semiHidden="1" w:unhideWhenUsed="1"/>
+    <w:lsdException w:name="Table Grid 6" w:semiHidden="1" w:unhideWhenUsed="1"/>
+    <w:lsdException w:name="Table Grid 7" w:semiHidden="1" w:unhideWhenUsed="1"/>
+    <w:lsdException w:name="Table Grid 8" w:semiHidden="1" w:unhideWhenUsed="1"/>
+    <w:lsdException w:name="Table List 1" w:semiHidden="1" w:unhideWhenUsed="1"/>
+    <w:lsdException w:name="Table List 2" w:semiHidden="1" w:unhideWhenUsed="1"/>
+    <w:lsdException w:name="Table List 3" w:semiHidden="1" w:unhideWhenUsed="1"/>
+    <w:lsdException w:name="Table List 4" w:semiHidden="1" w:unhideWhenUsed="1"/>
+    <w:lsdException w:name="Table List 5" w:semiHidden="1" w:unhideWhenUsed="1"/>
+    <w:lsdException w:name="Table List 6" w:semiHidden="1" w:unhideWhenUsed="1"/>
+    <w:lsdException w:name="Table List 7" w:semiHidden="1" w:unhideWhenUsed="1"/>
+    <w:lsdException w:name="Table List 8" w:semiHidden="1" w:unhideWhenUsed="1"/>
+    <w:lsdException w:name="Table 3D effects 1" w:semiHidden="1" w:unhideWhenUsed="1"/>
+    <w:lsdException w:name="Table 3D effects 2" w:semiHidden="1" w:unhideWhenUsed="1"/>
+    <w:lsdException w:name="Table 3D effects 3" w:semiHidden="1" w:unhideWhenUsed="1"/>
+    <w:lsdException w:name="Table Contemporary" w:semiHidden="1" w:unhideWhenUsed="1"/>
+    <w:lsdException w:name="Table Elegant" w:semiHidden="1" w:unhideWhenUsed="1"/>
+    <w:lsdException w:name="Table Professional" w:semiHidden="1" w:unhideWhenUsed="1"/>
+    <w:lsdException w:name="Table Subtle 1" w:semiHidden="1" w:unhideWhenUsed="1"/>
+    <w:lsdException w:name="Table Subtle 2" w:semiHidden="1" w:unhideWhenUsed="1"/>
+    <w:lsdException w:name="Table Web 1" w:semiHidden="1" w:unhideWhenUsed="1"/>
+    <w:lsdException w:name="Table Web 2" w:semiHidden="1" w:unhideWhenUsed="1"/>
+    <w:lsdException w:name="Table Web 3" w:semiHidden="1" w:unhideWhenUsed="1"/>
+    <w:lsdException w:name="Balloon Text" w:semiHidden="1" w:unhideWhenUsed="1"/>
+    <w:lsdException w:name="Table Grid" w:uiPriority="59"/>
+    <w:lsdException w:name="Table Theme" w:semiHidden="1" w:unhideWhenUsed="1"/>
+    <w:lsdException w:name="Placeholder Text" w:semiHidden="1"/>
+    <w:lsdException w:name="No Spacing" w:uiPriority="1" w:qFormat="1"/>
+    <w:lsdException w:name="Light Shading" w:uiPriority="60"/>
+    <w:lsdException w:name="Light List" w:uiPriority="61"/>
+    <w:lsdException w:name="Light Grid" w:uiPriority="62"/>
+    <w:lsdException w:name="Medium Shading 1" w:uiPriority="63"/>
+    <w:lsdException w:name="Medium Shading 2" w:uiPriority="64"/>
+    <w:lsdException w:name="Medium List 1" w:uiPriority="65"/>
+    <w:lsdException w:name="Medium List 2" w:uiPriority="66"/>
+    <w:lsdException w:name="Medium Grid 1" w:uiPriority="67"/>
+    <w:lsdException w:name="Medium Grid 2" w:uiPriority="68"/>
+    <w:lsdException w:name="Medium Grid 3" w:uiPriority="69"/>
+    <w:lsdException w:name="Dark List" w:uiPriority="70"/>
+    <w:lsdException w:name="Colorful Shading" w:uiPriority="71"/>
+    <w:lsdException w:name="Colorful List" w:uiPriority="72"/>
+    <w:lsdException w:name="Colorful Grid" w:uiPriority="73"/>
+    <w:lsdException w:name="Light Shading Accent 1" w:uiPriority="60"/>
+    <w:lsdException w:name="Light List Accent 1" w:uiPriority="61"/>
+    <w:lsdException w:name="Light Grid Accent 1" w:uiPriority="62"/>
+    <w:lsdException w:name="Medium Shading 1 Accent 1" w:uiPriority="63"/>
+    <w:lsdException w:name="Medium Shading 2 Accent 1" w:uiPriority="64"/>
+    <w:lsdException w:name="Medium List 1 Accent 1" w:uiPriority="65"/>
+    <w:lsdException w:name="Revision" w:semiHidden="1"/>
+    <w:lsdException w:name="List Paragraph" w:uiPriority="34" w:qFormat="1"/>
+    <w:lsdException w:name="Quote" w:uiPriority="29" w:qFormat="1"/>
+    <w:lsdException w:name="Intense Quote" w:uiPriority="30" w:qFormat="1"/>
+    <w:lsdException w:name="Medium List 2 Accent 1" w:uiPriority="66"/>
+    <w:lsdException w:name="Medium Grid 1 Accent 1" w:uiPriority="67"/>
+    <w:lsdException w:name="Medium Grid 2 Accent 1" w:uiPriority="68"/>
+    <w:lsdException w:name="Medium Grid 3 Accent 1" w:uiPriority="69"/>
+    <w:lsdException w:name="Dark List Accent 1" w:uiPriority="70"/>
+    <w:lsdException w:name="Colorful Shading Accent 1" w:uiPriority="71"/>
+    <w:lsdException w:name="Colorful List Accent 1" w:uiPriority="72"/>
+    <w:lsdException w:name="Colorful Grid Accent 1" w:uiPriority="73"/>
+    <w:lsdException w:name="Light Shading Accent 2" w:uiPriority="60"/>
+    <w:lsdException w:name="Light List Accent 2" w:uiPriority="61"/>
+    <w:lsdException w:name="Light Grid Accent 2" w:uiPriority="62"/>
+    <w:lsdException w:name="Medium Shading 1 Accent 2" w:uiPriority="63"/>
+    <w:lsdException w:name="Medium Shading 2 Accent 2" w:uiPriority="64"/>
+    <w:lsdException w:name="Medium List 1 Accent 2" w:uiPriority="65"/>
+    <w:lsdException w:name="Medium List 2 Accent 2" w:uiPriority="66"/>
+    <w:lsdException w:name="Medium Grid 1 Accent 2" w:uiPriority="67"/>
+    <w:lsdException w:name="Medium Grid 2 Accent 2" w:uiPriority="68"/>
+    <w:lsdException w:name="Medium Grid 3 Accent 2" w:uiPriority="69"/>
+    <w:lsdException w:name="Dark List Accent 2" w:uiPriority="70"/>
+    <w:lsdException w:name="Colorful Shading Accent 2" w:uiPriority="71"/>
+    <w:lsdException w:name="Colorful List Accent 2" w:uiPriority="72"/>
+    <w:lsdException w:name="Colorful Grid Accent 2" w:uiPriority="73"/>
+    <w:lsdException w:name="Light Shading Accent 3" w:uiPriority="60"/>
+    <w:lsdException w:name="Light List Accent 3" w:uiPriority="61"/>
+    <w:lsdException w:name="Light Grid Accent 3" w:uiPriority="62"/>
+    <w:lsdException w:name="Medium Shading 1 Accent 3" w:uiPriority="63"/>
+    <w:lsdException w:name="Medium Shading 2 Accent 3" w:uiPriority="64"/>
+    <w:lsdException w:name="Medium List 1 Accent 3" w:uiPriority="65"/>
+    <w:lsdException w:name="Medium List 2 Accent 3" w:uiPriority="66"/>
+    <w:lsdException w:name="Medium Grid 1 Accent 3" w:uiPriority="67"/>
+    <w:lsdException w:name="Medium Grid 2 Accent 3" w:uiPriority="68"/>
+    <w:lsdException w:name="Medium Grid 3 Accent 3" w:uiPriority="69"/>
+    <w:lsdException w:name="Dark List Accent 3" w:uiPriority="70"/>
+    <w:lsdException w:name="Colorful Shading Accent 3" w:uiPriority="71"/>
+    <w:lsdException w:name="Colorful List Accent 3" w:uiPriority="72"/>
+    <w:lsdException w:name="Colorful Grid Accent 3" w:uiPriority="73"/>
+    <w:lsdException w:name="Light Shading Accent 4" w:uiPriority="60"/>
+    <w:lsdException w:name="Light List Accent 4" w:uiPriority="61"/>
+    <w:lsdException w:name="Light Grid Accent 4" w:uiPriority="62"/>
+    <w:lsdException w:name="Medium Shading 1 Accent 4" w:uiPriority="63"/>
+    <w:lsdException w:name="Medium Shading 2 Accent 4" w:uiPriority="64"/>
+    <w:lsdException w:name="Medium List 1 Accent 4" w:uiPriority="65"/>
+    <w:lsdException w:name="Medium List 2 Accent 4" w:uiPriority="66"/>
+    <w:lsdException w:name="Medium Grid 1 Accent 4" w:uiPriority="67"/>
+    <w:lsdException w:name="Medium Grid 2 Accent 4" w:uiPriority="68"/>
+    <w:lsdException w:name="Medium Grid 3 Accent 4" w:uiPriority="69"/>
+    <w:lsdException w:name="Dark List Accent 4" w:uiPriority="70"/>
+    <w:lsdException w:name="Colorful Shading Accent 4" w:uiPriority="71"/>
+    <w:lsdException w:name="Colorful List Accent 4" w:uiPriority="72"/>
+    <w:lsdException w:name="Colorful Grid Accent 4" w:uiPriority="73"/>
+    <w:lsdException w:name="Light Shading Accent 5" w:uiPriority="60"/>
+    <w:lsdException w:name="Light List Accent 5" w:uiPriority="61"/>
+    <w:lsdException w:name="Light Grid Accent 5" w:uiPriority="62"/>
+    <w:lsdException w:name="Medium Shading 1 Accent 5" w:uiPriority="63"/>
+    <w:lsdException w:name="Medium Shading 2 Accent 5" w:uiPriority="64"/>
+    <w:lsdException w:name="Medium List 1 Accent 5" w:uiPriority="65"/>
+    <w:lsdException w:name="Medium List 2 Accent 5" w:uiPriority="66"/>
+    <w:lsdException w:name="Medium Grid 1 Accent 5" w:uiPriority="67"/>
+    <w:lsdException w:name="Medium Grid 2 Accent 5" w:uiPriority="68"/>
+    <w:lsdException w:name="Medium Grid 3 Accent 5" w:uiPriority="69"/>
+    <w:lsdException w:name="Dark List Accent 5" w:uiPriority="70"/>
+    <w:lsdException w:name="Colorful Shading Accent 5" w:uiPriority="71"/>
+    <w:lsdException w:name="Colorful List Accent 5" w:uiPriority="72"/>
+    <w:lsdException w:name="Colorful Grid Accent 5" w:uiPriority="73"/>
+    <w:lsdException w:name="Light Shading Accent 6" w:uiPriority="60"/>
+    <w:lsdException w:name="Light List Accent 6" w:uiPriority="61"/>
+    <w:lsdException w:name="Light Grid Accent 6" w:uiPriority="62"/>
+    <w:lsdException w:name="Medium Shading 1 Accent 6" w:uiPriority="63"/>
+    <w:lsdException w:name="Medium Shading 2 Accent 6" w:uiPriority="64"/>
+    <w:lsdException w:name="Medium List 1 Accent 6" w:uiPriority="65"/>
+    <w:lsdException w:name="Medium List 2 Accent 6" w:uiPriority="66"/>
+    <w:lsdException w:name="Medium Grid 1 Accent 6" w:uiPriority="67"/>
+    <w:lsdException w:name="Medium Grid 2 Accent 6" w:uiPriority="68"/>
+    <w:lsdException w:name="Medium Grid 3 Accent 6" w:uiPriority="69"/>
+    <w:lsdException w:name="Dark List Accent 6" w:uiPriority="70"/>
+    <w:lsdException w:name="Colorful Shading Accent 6" w:uiPriority="71"/>
+    <w:lsdException w:name="Colorful List Accent 6" w:uiPriority="72"/>
+    <w:lsdException w:name="Colorful Grid Accent 6" w:uiPriority="73"/>
+    <w:lsdException w:name="Subtle Emphasis" w:uiPriority="19" w:qFormat="1"/>
+    <w:lsdException w:name="Intense Emphasis" w:uiPriority="21" w:qFormat="1"/>
+    <w:lsdException w:name="Subtle Reference" w:uiPriority="31" w:qFormat="1"/>
+    <w:lsdException w:name="Intense Reference" w:uiPriority="32" w:qFormat="1"/>
+    <w:lsdException w:name="Book Title" w:uiPriority="33" w:qFormat="1"/>
+    <w:lsdException w:name="Bibliography" w:semiHidden="1" w:uiPriority="37" w:unhideWhenUsed="1"/>
+    <w:lsdException w:name="TOC Heading" w:semiHidden="1" w:uiPriority="39" w:unhideWhenUsed="1" w:qFormat="1"/>
+    <w:lsdException w:name="Grid Table 4" w:uiPriority="49"/>
+    <w:lsdException w:name="Grid Table 5 Dark" w:uiPriority="50"/>
+    <w:lsdException w:name="Grid Table 6 Colorful" w:uiPriority="51"/>
+    <w:lsdException w:name="Grid Table 7 Colorful" w:uiPriority="52"/>
+    <w:lsdException w:name="Grid Table 1 Light Accent 1" w:uiPriority="46"/>
+    <w:lsdException w:name="Grid Table 2 Accent 1" w:uiPriority="47"/>
+    <w:lsdException w:name="Grid Table 3 Accent 1" w:uiPriority="48"/>
+    <w:lsdException w:name="Grid Table 4 Accent 1" w:uiPriority="49"/>
+    <w:lsdException w:name="Grid Table 5 Dark Accent 1" w:uiPriority="50"/>
+    <w:lsdException w:name="Grid Table 6 Colorful Accent 1" w:uiPriority="51"/>
+    <w:lsdException w:name="Grid Table 7 Colorful Accent 1" w:uiPriority="52"/>
+    <w:lsdException w:name="Grid Table 1 Light Accent 2" w:uiPriority="46"/>
+    <w:lsdException w:name="Grid Table 2 Accent 2" w:uiPriority="47"/>
+    <w:lsdException w:name="Grid Table 3 Accent 2" w:uiPriority="48"/>
+    <w:lsdException w:name="Grid Table 4 Accent 2" w:uiPriority="49"/>
+    <w:lsdException w:name="Grid Table 5 Dark Accent 2" w:uiPriority="50"/>
+    <w:lsdException w:name="Grid Table 6 Colorful Accent 2" w:uiPriority="51"/>
+    <w:lsdException w:name="Grid Table 7 Colorful Accent 2" w:uiPriority="52"/>
+    <w:lsdException w:name="Grid Table 1 Light Accent 3" w:uiPriority="46"/>
+    <w:lsdException w:name="Grid Table 2 Accent 3" w:uiPriority="47"/>
+    <w:lsdException w:name="Grid Table 3 Accent 3" w:uiPriority="48"/>
+    <w:lsdException w:name="Grid Table 4 Accent 3" w:uiPriority="49"/>
+    <w:lsdException w:name="Grid Table 5 Dark Accent 3" w:uiPriority="50"/>
+    <w:lsdException w:name="Grid Table 6 Colorful Accent 3" w:uiPriority="51"/>
+    <w:lsdException w:name="Grid Table 7 Colorful Accent 3" w:uiPriority="52"/>
+    <w:lsdException w:name="Grid Table 1 Light Accent 4" w:uiPriority="46"/>
+    <w:lsdException w:name="Grid Table 2 Accent 4" w:uiPriority="47"/>
+    <w:lsdException w:name="Grid Table 3 Accent 4" w:uiPriority="48"/>
+    <w:lsdException w:name="Grid Table 4 Accent 4" w:uiPriority="49"/>
+    <w:lsdException w:name="Grid Table 5 Dark Accent 4" w:uiPriority="50"/>
+    <w:lsdException w:name="Grid Table 6 Colorful Accent 4" w:uiPriority="51"/>
+    <w:lsdException w:name="Grid Table 7 Colorful Accent 4" w:uiPriority="52"/>
+    <w:lsdException w:name="Grid Table 1 Light Accent 5" w:uiPriority="46"/>
+    <w:lsdException w:name="Grid Table 2 Accent 5" w:uiPriority="47"/>
+    <w:lsdException w:name="Grid Table 3 Accent 5" w:uiPriority="48"/>
+    <w:lsdException w:name="Grid Table 4 Accent 5" w:uiPriority="49"/>
+    <w:lsdException w:name="Grid Table 5 Dark Accent 5" w:uiPriority="50"/>
+    <w:lsdException w:name="Grid Table 6 Colorful Accent 5" w:uiPriority="51"/>
+    <w:lsdException w:name="Grid Table 7 Colorful Accent 5" w:uiPriority="52"/>
+    <w:lsdException w:name="Grid Table 1 Light Accent 6" w:uiPriority="46"/>
+    <w:lsdException w:name="Grid Table 2 Accent 6" w:uiPriority="47"/>
+    <w:lsdException w:name="Grid Table 3 Accent 6" w:uiPriority="48"/>
+    <w:lsdException w:name="Grid Table 4 Accent 6" w:uiPriority="49"/>
+    <w:lsdException w:name="Grid Table 5 Dark Accent 6" w:uiPriority="50"/>
+    <w:lsdException w:name="Grid Table 6 Colorful Accent 6" w:uiPriority="51"/>
+    <w:lsdException w:name="Grid Table 7 Colorful Accent 6" w:uiPriority="52"/>
+    <w:lsdException w:name="List Table 1 Light" w:uiPriority="46"/>
+    <w:lsdException w:name="List Table 2" w:uiPriority="47"/>
+    <w:lsdException w:name="List Table 3" w:uiPriority="48"/>
+    <w:lsdException w:name="List Table 4" w:uiPriority="49"/>
+    <w:lsdException w:name="List Table 5 Dark" w:uiPriority="50"/>
+    <w:lsdException w:name="List Table 6 Colorful" w:uiPriority="51"/>
+    <w:lsdException w:name="List Table 7 Colorful" w:uiPriority="52"/>
+    <w:lsdException w:name="List Table 1 Light Accent 1" w:uiPriority="46"/>
+    <w:lsdException w:name="List Table 2 Accent 1" w:uiPriority="47"/>
+    <w:lsdException w:name="List Table 3 Accent 1" w:uiPriority="48"/>
+    <w:lsdException w:name="List Table 4 Accent 1" w:uiPriority="49"/>
+    <w:lsdException w:name="List Table 5 Dark Accent 1" w:uiPriority="50"/>
+    <w:lsdException w:name="List Table 6 Colorful Accent 1" w:uiPriority="51"/>
+    <w:lsdException w:name="List Table 7 Colorful Accent 1" w:uiPriority="52"/>
+    <w:lsdException w:name="List Table 1 Light Accent 2" w:uiPriority="46"/>
+    <w:lsdException w:name="List Table 2 Accent 2" w:uiPriority="47"/>
+    <w:lsdException w:name="List Table 3 Accent 2" w:uiPriority="48"/>
+    <w:lsdException w:name="List Table 4 Accent 2" w:uiPriority="49"/>
+    <w:lsdException w:name="List Table 5 Dark Accent 2" w:uiPriority="50"/>
+    <w:lsdException w:name="List Table 6 Colorful Accent 2" w:uiPriority="51"/>
+    <w:lsdException w:name="List Table 7 Colorful Accent 2" w:uiPriority="52"/>
+    <w:lsdException w:name="List Table 1 Light Accent 3" w:uiPriority="46"/>
+    <w:lsdException w:name="List Table 2 Accent 3" w:uiPriority="47"/>
+    <w:lsdException w:name="List Table 3 Accent 3" w:uiPriority="48"/>
+    <w:lsdException w:name="List Table 4 Accent 3" w:uiPriority="49"/>
+    <w:lsdException w:name="List Table 5 Dark Accent 3" w:uiPriority="50"/>
+    <w:lsdException w:name="List Table 6 Colorful Accent 3" w:uiPriority="51"/>
+    <w:lsdException w:name="List Table 7 Colorful Accent 3" w:uiPriority="52"/>
+    <w:lsdException w:name="List Table 1 Light Accent 4" w:uiPriority="46"/>
+    <w:lsdException w:name="List Table 2 Accent 4" w:uiPriority="47"/>
+    <w:lsdException w:name="List Table 3 Accent 4" w:uiPriority="48"/>
+    <w:lsdException w:name="List Table 4 Accent 4" w:uiPriority="49"/>
+    <w:lsdException w:name="List Table 5 Dark Accent 4" w:uiPriority="50"/>
+    <w:lsdException w:name="List Table 6 Colorful Accent 4" w:uiPriority="51"/>
+    <w:lsdException w:name="List Table 7 Colorful Accent 4" w:uiPriority="52"/>
+    <w:lsdException w:name="List Table 1 Light Accent 5" w:uiPriority="46"/>
+    <w:lsdException w:name="List Table 2 Accent 5" w:uiPriority="47"/>
+    <w:lsdException w:name="List Table 3 Accent 5" w:uiPriority="48"/>
+    <w:lsdException w:name="List Table 4 Accent 5" w:uiPriority="49"/>
+    <w:lsdException w:name="List Table 5 Dark Accent 5" w:uiPriority="50"/>
+    <w:lsdException w:name="List Table 6 Colorful Accent 5" w:uiPriority="51"/>
+    <w:lsdException w:name="List Table 7 Colorful Accent 5" w:uiPriority="52"/>
+    <w:lsdException w:name="List Table 1 Light Accent 6" w:uiPriority="46"/>
+    <w:lsdException w:name="List Table 2 Accent 6" w:uiPriority="47"/>
+    <w:lsdException w:name="List Table 3 Accent 6" w:uiPriority="48"/>
+    <w:lsdException w:name="List Table 4 Accent 6" w:uiPriority="49"/>
+    <w:lsdException w:name="List Table 5 Dark Accent 6" w:uiPriority="50"/>
+    <w:lsdException w:name="List Table 6 Colorful Accent 6" w:uiPriority="51"/>
+    <w:lsdException w:name="List Table 7 Colorful Accent 6" w:uiPriority="52"/>
+    <w:lsdException w:name="Mention" w:semiHidden="1" w:unhideWhenUsed="1"/>
+    <w:lsdException w:name="Smart Hyperlink" w:semiHidden="1" w:unhideWhenUsed="1"/>
+    <w:lsdException w:name="Hashtag" w:semiHidden="1" w:unhideWhenUsed="1"/>
+    <w:lsdException w:name="Unresolved Mention" w:semiHidden="1" w:unhideWhenUsed="1"/>
+    <w:lsdException w:name="Smart Link" w:semiHidden="1" w:unhideWhenUsed="1"/>
   </w:latentStyles>
-  <w:style w:type="paragraph" w:default="1" w:styleId="Normal">
+  <w:style w:type="paragraph" w:default="1" w:styleId="a">
     <w:name w:val="Normal"/>
     <w:qFormat/>
+    <w:rsid w:val="002F3FF5"/>
+    <w:pPr>
+      <w:spacing w:line="360" w:lineRule="auto"/>
+      <w:ind w:firstLine="720"/>
+      <w:jc w:val="both"/>
+    </w:pPr>
+    <w:rPr>
+      <w:rFonts w:ascii="Times New Roman" w:hAnsi="Times New Roman"/>
+    </w:rPr>
   </w:style>
-  <w:style w:type="character" w:default="1" w:styleId="DefaultParagraphFont">
+  <w:style w:type="character" w:default="1" w:styleId="a0">
     <w:name w:val="Default Paragraph Font"/>
     <w:uiPriority w:val="1"/>
     <w:semiHidden/>
     <w:unhideWhenUsed/>
   </w:style>
-  <w:style w:type="table" w:default="1" w:styleId="TableNormal">
+  <w:style w:type="table" w:default="1" w:styleId="a1">
     <w:name w:val="Normal Table"/>
     <w:uiPriority w:val="99"/>
     <w:semiHidden/>
@@ -1365,16 +1515,16 @@
       </w:tblCellMar>
     </w:tblPr>
   </w:style>
-  <w:style w:type="numbering" w:default="1" w:styleId="NoList">
+  <w:style w:type="numbering" w:default="1" w:styleId="a2">
     <w:name w:val="No List"/>
     <w:uiPriority w:val="99"/>
     <w:semiHidden/>
     <w:unhideWhenUsed/>
   </w:style>
-  <w:style w:type="paragraph" w:styleId="Footer">
+  <w:style w:type="paragraph" w:styleId="a3">
     <w:name w:val="footer"/>
-    <w:basedOn w:val="Normal"/>
-    <w:link w:val="FooterChar"/>
+    <w:basedOn w:val="a"/>
+    <w:link w:val="a4"/>
     <w:uiPriority w:val="99"/>
     <w:unhideWhenUsed/>
     <w:rsid w:val="00956A55"/>
@@ -1385,25 +1535,25 @@
       </w:tabs>
     </w:pPr>
   </w:style>
-  <w:style w:type="character" w:customStyle="1" w:styleId="FooterChar">
-    <w:name w:val="Footer Char"/>
-    <w:basedOn w:val="DefaultParagraphFont"/>
-    <w:link w:val="Footer"/>
+  <w:style w:type="character" w:customStyle="1" w:styleId="a4">
+    <w:name w:val="页脚 字符"/>
+    <w:basedOn w:val="a0"/>
+    <w:link w:val="a3"/>
     <w:uiPriority w:val="99"/>
     <w:rsid w:val="00956A55"/>
   </w:style>
-  <w:style w:type="character" w:styleId="PageNumber">
+  <w:style w:type="character" w:styleId="a5">
     <w:name w:val="page number"/>
-    <w:basedOn w:val="DefaultParagraphFont"/>
+    <w:basedOn w:val="a0"/>
     <w:uiPriority w:val="99"/>
     <w:semiHidden/>
     <w:unhideWhenUsed/>
     <w:rsid w:val="00956A55"/>
   </w:style>
-  <w:style w:type="paragraph" w:styleId="BalloonText">
+  <w:style w:type="paragraph" w:styleId="a6">
     <w:name w:val="Balloon Text"/>
-    <w:basedOn w:val="Normal"/>
-    <w:link w:val="BalloonTextChar"/>
+    <w:basedOn w:val="a"/>
+    <w:link w:val="a7"/>
     <w:uiPriority w:val="99"/>
     <w:semiHidden/>
     <w:unhideWhenUsed/>
@@ -1414,10 +1564,10 @@
       <w:szCs w:val="18"/>
     </w:rPr>
   </w:style>
-  <w:style w:type="character" w:customStyle="1" w:styleId="BalloonTextChar">
-    <w:name w:val="Balloon Text Char"/>
-    <w:basedOn w:val="DefaultParagraphFont"/>
-    <w:link w:val="BalloonText"/>
+  <w:style w:type="character" w:customStyle="1" w:styleId="a7">
+    <w:name w:val="批注框文本 字符"/>
+    <w:basedOn w:val="a0"/>
+    <w:link w:val="a6"/>
     <w:uiPriority w:val="99"/>
     <w:semiHidden/>
     <w:rsid w:val="00956A55"/>
@@ -1427,10 +1577,10 @@
       <w:szCs w:val="18"/>
     </w:rPr>
   </w:style>
-  <w:style w:type="paragraph" w:styleId="Header">
+  <w:style w:type="paragraph" w:styleId="a8">
     <w:name w:val="header"/>
-    <w:basedOn w:val="Normal"/>
-    <w:link w:val="HeaderChar"/>
+    <w:basedOn w:val="a"/>
+    <w:link w:val="a9"/>
     <w:uiPriority w:val="99"/>
     <w:unhideWhenUsed/>
     <w:rsid w:val="00956A55"/>
@@ -1441,328 +1591,31 @@
       </w:tabs>
     </w:pPr>
   </w:style>
-  <w:style w:type="character" w:customStyle="1" w:styleId="HeaderChar">
-    <w:name w:val="Header Char"/>
-    <w:basedOn w:val="DefaultParagraphFont"/>
-    <w:link w:val="Header"/>
+  <w:style w:type="character" w:customStyle="1" w:styleId="a9">
+    <w:name w:val="页眉 字符"/>
+    <w:basedOn w:val="a0"/>
+    <w:link w:val="a8"/>
     <w:uiPriority w:val="99"/>
     <w:rsid w:val="00956A55"/>
   </w:style>
-  <w:style w:type="paragraph" w:styleId="FootnoteText">
+  <w:style w:type="paragraph" w:styleId="aa">
     <w:name w:val="footnote text"/>
-    <w:basedOn w:val="Normal"/>
-    <w:link w:val="FootnoteTextChar"/>
+    <w:basedOn w:val="a"/>
+    <w:link w:val="ab"/>
     <w:uiPriority w:val="99"/>
     <w:unhideWhenUsed/>
     <w:rsid w:val="00967383"/>
   </w:style>
-  <w:style w:type="character" w:customStyle="1" w:styleId="FootnoteTextChar">
-    <w:name w:val="Footnote Text Char"/>
-    <w:basedOn w:val="DefaultParagraphFont"/>
-    <w:link w:val="FootnoteText"/>
+  <w:style w:type="character" w:customStyle="1" w:styleId="ab">
+    <w:name w:val="脚注文本 字符"/>
+    <w:basedOn w:val="a0"/>
+    <w:link w:val="aa"/>
     <w:uiPriority w:val="99"/>
     <w:rsid w:val="00967383"/>
   </w:style>
-  <w:style w:type="character" w:styleId="FootnoteReference">
+  <w:style w:type="character" w:styleId="ac">
     <w:name w:val="footnote reference"/>
-    <w:basedOn w:val="DefaultParagraphFont"/>
-    <w:uiPriority w:val="99"/>
-    <w:unhideWhenUsed/>
-    <w:rsid w:val="00967383"/>
-    <w:rPr>
-      <w:vertAlign w:val="superscript"/>
-    </w:rPr>
-  </w:style>
-</w:styles>
-</file>
-
-<file path=word/stylesWithEffects.xml><?xml version="1.0" encoding="utf-8"?>
-<w:styles xmlns:wpc="http://schemas.microsoft.com/office/word/2010/wordprocessingCanvas" xmlns:mo="http://schemas.microsoft.com/office/mac/office/2008/main" xmlns:mc="http://schemas.openxmlformats.org/markup-compatibility/2006" xmlns:mv="urn:schemas-microsoft-com:mac:vml" xmlns:o="urn:schemas-microsoft-com:office:office" xmlns:r="http://schemas.openxmlformats.org/officeDocument/2006/relationships" xmlns:m="http://schemas.openxmlformats.org/officeDocument/2006/math" xmlns:v="urn:schemas-microsoft-com:vml" xmlns:wp14="http://schemas.microsoft.com/office/word/2010/wordprocessingDrawing" xmlns:wp="http://schemas.openxmlformats.org/drawingml/2006/wordprocessingDrawing" xmlns:w10="urn:schemas-microsoft-com:office:word" xmlns:w="http://schemas.openxmlformats.org/wordprocessingml/2006/main" xmlns:w14="http://schemas.microsoft.com/office/word/2010/wordml" xmlns:wpg="http://schemas.microsoft.com/office/word/2010/wordprocessingGroup" xmlns:wpi="http://schemas.microsoft.com/office/word/2010/wordprocessingInk" xmlns:wne="http://schemas.microsoft.com/office/word/2006/wordml" xmlns:wps="http://schemas.microsoft.com/office/word/2010/wordprocessingShape" mc:Ignorable="w14 wp14">
-  <w:docDefaults>
-    <w:rPrDefault>
-      <w:rPr>
-        <w:rFonts w:asciiTheme="minorHAnsi" w:eastAsiaTheme="minorEastAsia" w:hAnsiTheme="minorHAnsi" w:cstheme="minorBidi"/>
-        <w:sz w:val="24"/>
-        <w:szCs w:val="24"/>
-        <w:lang w:val="en-US" w:eastAsia="en-US" w:bidi="ar-SA"/>
-      </w:rPr>
-    </w:rPrDefault>
-    <w:pPrDefault/>
-  </w:docDefaults>
-  <w:latentStyles w:defLockedState="0" w:defUIPriority="99" w:defSemiHidden="1" w:defUnhideWhenUsed="1" w:defQFormat="0" w:count="276">
-    <w:lsdException w:name="Normal" w:semiHidden="0" w:uiPriority="0" w:unhideWhenUsed="0" w:qFormat="1"/>
-    <w:lsdException w:name="heading 1" w:semiHidden="0" w:uiPriority="9" w:unhideWhenUsed="0" w:qFormat="1"/>
-    <w:lsdException w:name="heading 2" w:uiPriority="9" w:qFormat="1"/>
-    <w:lsdException w:name="heading 3" w:uiPriority="9" w:qFormat="1"/>
-    <w:lsdException w:name="heading 4" w:uiPriority="9" w:qFormat="1"/>
-    <w:lsdException w:name="heading 5" w:uiPriority="9" w:qFormat="1"/>
-    <w:lsdException w:name="heading 6" w:uiPriority="9" w:qFormat="1"/>
-    <w:lsdException w:name="heading 7" w:uiPriority="9" w:qFormat="1"/>
-    <w:lsdException w:name="heading 8" w:uiPriority="9" w:qFormat="1"/>
-    <w:lsdException w:name="heading 9" w:uiPriority="9" w:qFormat="1"/>
-    <w:lsdException w:name="toc 1" w:uiPriority="39"/>
-    <w:lsdException w:name="toc 2" w:uiPriority="39"/>
-    <w:lsdException w:name="toc 3" w:uiPriority="39"/>
-    <w:lsdException w:name="toc 4" w:uiPriority="39"/>
-    <w:lsdException w:name="toc 5" w:uiPriority="39"/>
-    <w:lsdException w:name="toc 6" w:uiPriority="39"/>
-    <w:lsdException w:name="toc 7" w:uiPriority="39"/>
-    <w:lsdException w:name="toc 8" w:uiPriority="39"/>
-    <w:lsdException w:name="toc 9" w:uiPriority="39"/>
-    <w:lsdException w:name="caption" w:uiPriority="35" w:qFormat="1"/>
-    <w:lsdException w:name="Title" w:semiHidden="0" w:uiPriority="10" w:unhideWhenUsed="0" w:qFormat="1"/>
-    <w:lsdException w:name="Default Paragraph Font" w:uiPriority="1"/>
-    <w:lsdException w:name="Subtitle" w:semiHidden="0" w:uiPriority="11" w:unhideWhenUsed="0" w:qFormat="1"/>
-    <w:lsdException w:name="Strong" w:semiHidden="0" w:uiPriority="22" w:unhideWhenUsed="0" w:qFormat="1"/>
-    <w:lsdException w:name="Emphasis" w:semiHidden="0" w:uiPriority="20" w:unhideWhenUsed="0" w:qFormat="1"/>
-    <w:lsdException w:name="Table Grid" w:semiHidden="0" w:uiPriority="59" w:unhideWhenUsed="0"/>
-    <w:lsdException w:name="Note Level 1" w:semiHidden="0" w:unhideWhenUsed="0"/>
-    <w:lsdException w:name="Note Level 2" w:semiHidden="0" w:unhideWhenUsed="0"/>
-    <w:lsdException w:name="Note Level 3" w:semiHidden="0" w:unhideWhenUsed="0"/>
-    <w:lsdException w:name="Note Level 4" w:semiHidden="0" w:unhideWhenUsed="0"/>
-    <w:lsdException w:name="Note Level 5" w:semiHidden="0" w:unhideWhenUsed="0"/>
-    <w:lsdException w:name="Note Level 6" w:semiHidden="0" w:unhideWhenUsed="0"/>
-    <w:lsdException w:name="Note Level 7" w:semiHidden="0" w:unhideWhenUsed="0"/>
-    <w:lsdException w:name="Note Level 8" w:semiHidden="0" w:unhideWhenUsed="0"/>
-    <w:lsdException w:name="Note Level 9" w:semiHidden="0" w:unhideWhenUsed="0"/>
-    <w:lsdException w:name="Placeholder Text" w:unhideWhenUsed="0"/>
-    <w:lsdException w:name="No Spacing" w:semiHidden="0" w:uiPriority="1" w:unhideWhenUsed="0" w:qFormat="1"/>
-    <w:lsdException w:name="Light Shading" w:semiHidden="0" w:uiPriority="60" w:unhideWhenUsed="0"/>
-    <w:lsdException w:name="Light List" w:semiHidden="0" w:uiPriority="61" w:unhideWhenUsed="0"/>
-    <w:lsdException w:name="Light Grid" w:semiHidden="0" w:uiPriority="62" w:unhideWhenUsed="0"/>
-    <w:lsdException w:name="Medium Shading 1" w:semiHidden="0" w:uiPriority="63" w:unhideWhenUsed="0"/>
-    <w:lsdException w:name="Medium Shading 2" w:semiHidden="0" w:uiPriority="64" w:unhideWhenUsed="0"/>
-    <w:lsdException w:name="Medium List 1" w:semiHidden="0" w:uiPriority="65" w:unhideWhenUsed="0"/>
-    <w:lsdException w:name="Medium List 2" w:semiHidden="0" w:uiPriority="66" w:unhideWhenUsed="0"/>
-    <w:lsdException w:name="Medium Grid 1" w:semiHidden="0" w:uiPriority="67" w:unhideWhenUsed="0"/>
-    <w:lsdException w:name="Medium Grid 2" w:semiHidden="0" w:uiPriority="68" w:unhideWhenUsed="0"/>
-    <w:lsdException w:name="Medium Grid 3" w:semiHidden="0" w:uiPriority="69" w:unhideWhenUsed="0"/>
-    <w:lsdException w:name="Dark List" w:semiHidden="0" w:uiPriority="70" w:unhideWhenUsed="0"/>
-    <w:lsdException w:name="Colorful Shading" w:semiHidden="0" w:uiPriority="71" w:unhideWhenUsed="0"/>
-    <w:lsdException w:name="Colorful List" w:semiHidden="0" w:uiPriority="72" w:unhideWhenUsed="0"/>
-    <w:lsdException w:name="Colorful Grid" w:semiHidden="0" w:uiPriority="73" w:unhideWhenUsed="0"/>
-    <w:lsdException w:name="Light Shading Accent 1" w:semiHidden="0" w:uiPriority="60" w:unhideWhenUsed="0"/>
-    <w:lsdException w:name="Light List Accent 1" w:semiHidden="0" w:uiPriority="61" w:unhideWhenUsed="0"/>
-    <w:lsdException w:name="Light Grid Accent 1" w:semiHidden="0" w:uiPriority="62" w:unhideWhenUsed="0"/>
-    <w:lsdException w:name="Medium Shading 1 Accent 1" w:semiHidden="0" w:uiPriority="63" w:unhideWhenUsed="0"/>
-    <w:lsdException w:name="Medium Shading 2 Accent 1" w:semiHidden="0" w:uiPriority="64" w:unhideWhenUsed="0"/>
-    <w:lsdException w:name="Medium List 1 Accent 1" w:semiHidden="0" w:uiPriority="65" w:unhideWhenUsed="0"/>
-    <w:lsdException w:name="Revision" w:unhideWhenUsed="0"/>
-    <w:lsdException w:name="List Paragraph" w:semiHidden="0" w:uiPriority="34" w:unhideWhenUsed="0" w:qFormat="1"/>
-    <w:lsdException w:name="Quote" w:semiHidden="0" w:uiPriority="29" w:unhideWhenUsed="0" w:qFormat="1"/>
-    <w:lsdException w:name="Intense Quote" w:semiHidden="0" w:uiPriority="30" w:unhideWhenUsed="0" w:qFormat="1"/>
-    <w:lsdException w:name="Medium List 2 Accent 1" w:semiHidden="0" w:uiPriority="66" w:unhideWhenUsed="0"/>
-    <w:lsdException w:name="Medium Grid 1 Accent 1" w:semiHidden="0" w:uiPriority="67" w:unhideWhenUsed="0"/>
-    <w:lsdException w:name="Medium Grid 2 Accent 1" w:semiHidden="0" w:uiPriority="68" w:unhideWhenUsed="0"/>
-    <w:lsdException w:name="Medium Grid 3 Accent 1" w:semiHidden="0" w:uiPriority="69" w:unhideWhenUsed="0"/>
-    <w:lsdException w:name="Dark List Accent 1" w:semiHidden="0" w:uiPriority="70" w:unhideWhenUsed="0"/>
-    <w:lsdException w:name="Colorful Shading Accent 1" w:semiHidden="0" w:uiPriority="71" w:unhideWhenUsed="0"/>
-    <w:lsdException w:name="Colorful List Accent 1" w:semiHidden="0" w:uiPriority="72" w:unhideWhenUsed="0"/>
-    <w:lsdException w:name="Colorful Grid Accent 1" w:semiHidden="0" w:uiPriority="73" w:unhideWhenUsed="0"/>
-    <w:lsdException w:name="Light Shading Accent 2" w:semiHidden="0" w:uiPriority="60" w:unhideWhenUsed="0"/>
-    <w:lsdException w:name="Light List Accent 2" w:semiHidden="0" w:uiPriority="61" w:unhideWhenUsed="0"/>
-    <w:lsdException w:name="Light Grid Accent 2" w:semiHidden="0" w:uiPriority="62" w:unhideWhenUsed="0"/>
-    <w:lsdException w:name="Medium Shading 1 Accent 2" w:semiHidden="0" w:uiPriority="63" w:unhideWhenUsed="0"/>
-    <w:lsdException w:name="Medium Shading 2 Accent 2" w:semiHidden="0" w:uiPriority="64" w:unhideWhenUsed="0"/>
-    <w:lsdException w:name="Medium List 1 Accent 2" w:semiHidden="0" w:uiPriority="65" w:unhideWhenUsed="0"/>
-    <w:lsdException w:name="Medium List 2 Accent 2" w:semiHidden="0" w:uiPriority="66" w:unhideWhenUsed="0"/>
-    <w:lsdException w:name="Medium Grid 1 Accent 2" w:semiHidden="0" w:uiPriority="67" w:unhideWhenUsed="0"/>
-    <w:lsdException w:name="Medium Grid 2 Accent 2" w:semiHidden="0" w:uiPriority="68" w:unhideWhenUsed="0"/>
-    <w:lsdException w:name="Medium Grid 3 Accent 2" w:semiHidden="0" w:uiPriority="69" w:unhideWhenUsed="0"/>
-    <w:lsdException w:name="Dark List Accent 2" w:semiHidden="0" w:uiPriority="70" w:unhideWhenUsed="0"/>
-    <w:lsdException w:name="Colorful Shading Accent 2" w:semiHidden="0" w:uiPriority="71" w:unhideWhenUsed="0"/>
-    <w:lsdException w:name="Colorful List Accent 2" w:semiHidden="0" w:uiPriority="72" w:unhideWhenUsed="0"/>
-    <w:lsdException w:name="Colorful Grid Accent 2" w:semiHidden="0" w:uiPriority="73" w:unhideWhenUsed="0"/>
-    <w:lsdException w:name="Light Shading Accent 3" w:semiHidden="0" w:uiPriority="60" w:unhideWhenUsed="0"/>
-    <w:lsdException w:name="Light List Accent 3" w:semiHidden="0" w:uiPriority="61" w:unhideWhenUsed="0"/>
-    <w:lsdException w:name="Light Grid Accent 3" w:semiHidden="0" w:uiPriority="62" w:unhideWhenUsed="0"/>
-    <w:lsdException w:name="Medium Shading 1 Accent 3" w:semiHidden="0" w:uiPriority="63" w:unhideWhenUsed="0"/>
-    <w:lsdException w:name="Medium Shading 2 Accent 3" w:semiHidden="0" w:uiPriority="64" w:unhideWhenUsed="0"/>
-    <w:lsdException w:name="Medium List 1 Accent 3" w:semiHidden="0" w:uiPriority="65" w:unhideWhenUsed="0"/>
-    <w:lsdException w:name="Medium List 2 Accent 3" w:semiHidden="0" w:uiPriority="66" w:unhideWhenUsed="0"/>
-    <w:lsdException w:name="Medium Grid 1 Accent 3" w:semiHidden="0" w:uiPriority="67" w:unhideWhenUsed="0"/>
-    <w:lsdException w:name="Medium Grid 2 Accent 3" w:semiHidden="0" w:uiPriority="68" w:unhideWhenUsed="0"/>
-    <w:lsdException w:name="Medium Grid 3 Accent 3" w:semiHidden="0" w:uiPriority="69" w:unhideWhenUsed="0"/>
-    <w:lsdException w:name="Dark List Accent 3" w:semiHidden="0" w:uiPriority="70" w:unhideWhenUsed="0"/>
-    <w:lsdException w:name="Colorful Shading Accent 3" w:semiHidden="0" w:uiPriority="71" w:unhideWhenUsed="0"/>
-    <w:lsdException w:name="Colorful List Accent 3" w:semiHidden="0" w:uiPriority="72" w:unhideWhenUsed="0"/>
-    <w:lsdException w:name="Colorful Grid Accent 3" w:semiHidden="0" w:uiPriority="73" w:unhideWhenUsed="0"/>
-    <w:lsdException w:name="Light Shading Accent 4" w:semiHidden="0" w:uiPriority="60" w:unhideWhenUsed="0"/>
-    <w:lsdException w:name="Light List Accent 4" w:semiHidden="0" w:uiPriority="61" w:unhideWhenUsed="0"/>
-    <w:lsdException w:name="Light Grid Accent 4" w:semiHidden="0" w:uiPriority="62" w:unhideWhenUsed="0"/>
-    <w:lsdException w:name="Medium Shading 1 Accent 4" w:semiHidden="0" w:uiPriority="63" w:unhideWhenUsed="0"/>
-    <w:lsdException w:name="Medium Shading 2 Accent 4" w:semiHidden="0" w:uiPriority="64" w:unhideWhenUsed="0"/>
-    <w:lsdException w:name="Medium List 1 Accent 4" w:semiHidden="0" w:uiPriority="65" w:unhideWhenUsed="0"/>
-    <w:lsdException w:name="Medium List 2 Accent 4" w:semiHidden="0" w:uiPriority="66" w:unhideWhenUsed="0"/>
-    <w:lsdException w:name="Medium Grid 1 Accent 4" w:semiHidden="0" w:uiPriority="67" w:unhideWhenUsed="0"/>
-    <w:lsdException w:name="Medium Grid 2 Accent 4" w:semiHidden="0" w:uiPriority="68" w:unhideWhenUsed="0"/>
-    <w:lsdException w:name="Medium Grid 3 Accent 4" w:semiHidden="0" w:uiPriority="69" w:unhideWhenUsed="0"/>
-    <w:lsdException w:name="Dark List Accent 4" w:semiHidden="0" w:uiPriority="70" w:unhideWhenUsed="0"/>
-    <w:lsdException w:name="Colorful Shading Accent 4" w:semiHidden="0" w:uiPriority="71" w:unhideWhenUsed="0"/>
-    <w:lsdException w:name="Colorful List Accent 4" w:semiHidden="0" w:uiPriority="72" w:unhideWhenUsed="0"/>
-    <w:lsdException w:name="Colorful Grid Accent 4" w:semiHidden="0" w:uiPriority="73" w:unhideWhenUsed="0"/>
-    <w:lsdException w:name="Light Shading Accent 5" w:semiHidden="0" w:uiPriority="60" w:unhideWhenUsed="0"/>
-    <w:lsdException w:name="Light List Accent 5" w:semiHidden="0" w:uiPriority="61" w:unhideWhenUsed="0"/>
-    <w:lsdException w:name="Light Grid Accent 5" w:semiHidden="0" w:uiPriority="62" w:unhideWhenUsed="0"/>
-    <w:lsdException w:name="Medium Shading 1 Accent 5" w:semiHidden="0" w:uiPriority="63" w:unhideWhenUsed="0"/>
-    <w:lsdException w:name="Medium Shading 2 Accent 5" w:semiHidden="0" w:uiPriority="64" w:unhideWhenUsed="0"/>
-    <w:lsdException w:name="Medium List 1 Accent 5" w:semiHidden="0" w:uiPriority="65" w:unhideWhenUsed="0"/>
-    <w:lsdException w:name="Medium List 2 Accent 5" w:semiHidden="0" w:uiPriority="66" w:unhideWhenUsed="0"/>
-    <w:lsdException w:name="Medium Grid 1 Accent 5" w:semiHidden="0" w:uiPriority="67" w:unhideWhenUsed="0"/>
-    <w:lsdException w:name="Medium Grid 2 Accent 5" w:semiHidden="0" w:uiPriority="68" w:unhideWhenUsed="0"/>
-    <w:lsdException w:name="Medium Grid 3 Accent 5" w:semiHidden="0" w:uiPriority="69" w:unhideWhenUsed="0"/>
-    <w:lsdException w:name="Dark List Accent 5" w:semiHidden="0" w:uiPriority="70" w:unhideWhenUsed="0"/>
-    <w:lsdException w:name="Colorful Shading Accent 5" w:semiHidden="0" w:uiPriority="71" w:unhideWhenUsed="0"/>
-    <w:lsdException w:name="Colorful List Accent 5" w:semiHidden="0" w:uiPriority="72" w:unhideWhenUsed="0"/>
-    <w:lsdException w:name="Colorful Grid Accent 5" w:semiHidden="0" w:uiPriority="73" w:unhideWhenUsed="0"/>
-    <w:lsdException w:name="Light Shading Accent 6" w:semiHidden="0" w:uiPriority="60" w:unhideWhenUsed="0"/>
-    <w:lsdException w:name="Light List Accent 6" w:semiHidden="0" w:uiPriority="61" w:unhideWhenUsed="0"/>
-    <w:lsdException w:name="Light Grid Accent 6" w:semiHidden="0" w:uiPriority="62" w:unhideWhenUsed="0"/>
-    <w:lsdException w:name="Medium Shading 1 Accent 6" w:semiHidden="0" w:uiPriority="63" w:unhideWhenUsed="0"/>
-    <w:lsdException w:name="Medium Shading 2 Accent 6" w:semiHidden="0" w:uiPriority="64" w:unhideWhenUsed="0"/>
-    <w:lsdException w:name="Medium List 1 Accent 6" w:semiHidden="0" w:uiPriority="65" w:unhideWhenUsed="0"/>
-    <w:lsdException w:name="Medium List 2 Accent 6" w:semiHidden="0" w:uiPriority="66" w:unhideWhenUsed="0"/>
-    <w:lsdException w:name="Medium Grid 1 Accent 6" w:semiHidden="0" w:uiPriority="67" w:unhideWhenUsed="0"/>
-    <w:lsdException w:name="Medium Grid 2 Accent 6" w:semiHidden="0" w:uiPriority="68" w:unhideWhenUsed="0"/>
-    <w:lsdException w:name="Medium Grid 3 Accent 6" w:semiHidden="0" w:uiPriority="69" w:unhideWhenUsed="0"/>
-    <w:lsdException w:name="Dark List Accent 6" w:semiHidden="0" w:uiPriority="70" w:unhideWhenUsed="0"/>
-    <w:lsdException w:name="Colorful Shading Accent 6" w:semiHidden="0" w:uiPriority="71" w:unhideWhenUsed="0"/>
-    <w:lsdException w:name="Colorful List Accent 6" w:semiHidden="0" w:uiPriority="72" w:unhideWhenUsed="0"/>
-    <w:lsdException w:name="Colorful Grid Accent 6" w:semiHidden="0" w:uiPriority="73" w:unhideWhenUsed="0"/>
-    <w:lsdException w:name="Subtle Emphasis" w:semiHidden="0" w:uiPriority="19" w:unhideWhenUsed="0" w:qFormat="1"/>
-    <w:lsdException w:name="Intense Emphasis" w:semiHidden="0" w:uiPriority="21" w:unhideWhenUsed="0" w:qFormat="1"/>
-    <w:lsdException w:name="Subtle Reference" w:semiHidden="0" w:uiPriority="31" w:unhideWhenUsed="0" w:qFormat="1"/>
-    <w:lsdException w:name="Intense Reference" w:semiHidden="0" w:uiPriority="32" w:unhideWhenUsed="0" w:qFormat="1"/>
-    <w:lsdException w:name="Book Title" w:semiHidden="0" w:uiPriority="33" w:unhideWhenUsed="0" w:qFormat="1"/>
-    <w:lsdException w:name="Bibliography" w:uiPriority="37"/>
-    <w:lsdException w:name="TOC Heading" w:uiPriority="39" w:qFormat="1"/>
-  </w:latentStyles>
-  <w:style w:type="paragraph" w:default="1" w:styleId="Normal">
-    <w:name w:val="Normal"/>
-    <w:qFormat/>
-  </w:style>
-  <w:style w:type="character" w:default="1" w:styleId="DefaultParagraphFont">
-    <w:name w:val="Default Paragraph Font"/>
-    <w:uiPriority w:val="1"/>
-    <w:semiHidden/>
-    <w:unhideWhenUsed/>
-  </w:style>
-  <w:style w:type="table" w:default="1" w:styleId="TableNormal">
-    <w:name w:val="Normal Table"/>
-    <w:uiPriority w:val="99"/>
-    <w:semiHidden/>
-    <w:unhideWhenUsed/>
-    <w:tblPr>
-      <w:tblInd w:w="0" w:type="dxa"/>
-      <w:tblCellMar>
-        <w:top w:w="0" w:type="dxa"/>
-        <w:left w:w="108" w:type="dxa"/>
-        <w:bottom w:w="0" w:type="dxa"/>
-        <w:right w:w="108" w:type="dxa"/>
-      </w:tblCellMar>
-    </w:tblPr>
-  </w:style>
-  <w:style w:type="numbering" w:default="1" w:styleId="NoList">
-    <w:name w:val="No List"/>
-    <w:uiPriority w:val="99"/>
-    <w:semiHidden/>
-    <w:unhideWhenUsed/>
-  </w:style>
-  <w:style w:type="paragraph" w:styleId="Footer">
-    <w:name w:val="footer"/>
-    <w:basedOn w:val="Normal"/>
-    <w:link w:val="FooterChar"/>
-    <w:uiPriority w:val="99"/>
-    <w:unhideWhenUsed/>
-    <w:rsid w:val="00956A55"/>
-    <w:pPr>
-      <w:tabs>
-        <w:tab w:val="center" w:pos="4320"/>
-        <w:tab w:val="right" w:pos="8640"/>
-      </w:tabs>
-    </w:pPr>
-  </w:style>
-  <w:style w:type="character" w:customStyle="1" w:styleId="FooterChar">
-    <w:name w:val="Footer Char"/>
-    <w:basedOn w:val="DefaultParagraphFont"/>
-    <w:link w:val="Footer"/>
-    <w:uiPriority w:val="99"/>
-    <w:rsid w:val="00956A55"/>
-  </w:style>
-  <w:style w:type="character" w:styleId="PageNumber">
-    <w:name w:val="page number"/>
-    <w:basedOn w:val="DefaultParagraphFont"/>
-    <w:uiPriority w:val="99"/>
-    <w:semiHidden/>
-    <w:unhideWhenUsed/>
-    <w:rsid w:val="00956A55"/>
-  </w:style>
-  <w:style w:type="paragraph" w:styleId="BalloonText">
-    <w:name w:val="Balloon Text"/>
-    <w:basedOn w:val="Normal"/>
-    <w:link w:val="BalloonTextChar"/>
-    <w:uiPriority w:val="99"/>
-    <w:semiHidden/>
-    <w:unhideWhenUsed/>
-    <w:rsid w:val="00956A55"/>
-    <w:rPr>
-      <w:rFonts w:ascii="Lucida Grande" w:hAnsi="Lucida Grande" w:cs="Lucida Grande"/>
-      <w:sz w:val="18"/>
-      <w:szCs w:val="18"/>
-    </w:rPr>
-  </w:style>
-  <w:style w:type="character" w:customStyle="1" w:styleId="BalloonTextChar">
-    <w:name w:val="Balloon Text Char"/>
-    <w:basedOn w:val="DefaultParagraphFont"/>
-    <w:link w:val="BalloonText"/>
-    <w:uiPriority w:val="99"/>
-    <w:semiHidden/>
-    <w:rsid w:val="00956A55"/>
-    <w:rPr>
-      <w:rFonts w:ascii="Lucida Grande" w:hAnsi="Lucida Grande" w:cs="Lucida Grande"/>
-      <w:sz w:val="18"/>
-      <w:szCs w:val="18"/>
-    </w:rPr>
-  </w:style>
-  <w:style w:type="paragraph" w:styleId="Header">
-    <w:name w:val="header"/>
-    <w:basedOn w:val="Normal"/>
-    <w:link w:val="HeaderChar"/>
-    <w:uiPriority w:val="99"/>
-    <w:unhideWhenUsed/>
-    <w:rsid w:val="00956A55"/>
-    <w:pPr>
-      <w:tabs>
-        <w:tab w:val="center" w:pos="4320"/>
-        <w:tab w:val="right" w:pos="8640"/>
-      </w:tabs>
-    </w:pPr>
-  </w:style>
-  <w:style w:type="character" w:customStyle="1" w:styleId="HeaderChar">
-    <w:name w:val="Header Char"/>
-    <w:basedOn w:val="DefaultParagraphFont"/>
-    <w:link w:val="Header"/>
-    <w:uiPriority w:val="99"/>
-    <w:rsid w:val="00956A55"/>
-  </w:style>
-  <w:style w:type="paragraph" w:styleId="FootnoteText">
-    <w:name w:val="footnote text"/>
-    <w:basedOn w:val="Normal"/>
-    <w:link w:val="FootnoteTextChar"/>
-    <w:uiPriority w:val="99"/>
-    <w:unhideWhenUsed/>
-    <w:rsid w:val="00967383"/>
-  </w:style>
-  <w:style w:type="character" w:customStyle="1" w:styleId="FootnoteTextChar">
-    <w:name w:val="Footnote Text Char"/>
-    <w:basedOn w:val="DefaultParagraphFont"/>
-    <w:link w:val="FootnoteText"/>
-    <w:uiPriority w:val="99"/>
-    <w:rsid w:val="00967383"/>
-  </w:style>
-  <w:style w:type="character" w:styleId="FootnoteReference">
-    <w:name w:val="footnote reference"/>
-    <w:basedOn w:val="DefaultParagraphFont"/>
+    <w:basedOn w:val="a0"/>
     <w:uiPriority w:val="99"/>
     <w:unhideWhenUsed/>
     <w:rsid w:val="00967383"/>
